--- a/Util/Certificado_0.docx
+++ b/Util/Certificado_0.docx
@@ -1,6 +1,6 @@
 
 <file path=word/document.xml><?xml version="1.0" encoding="utf-8"?>
-<w:document xmlns:a="http://schemas.openxmlformats.org/drawingml/2006/main" xmlns:pic="http://schemas.openxmlformats.org/drawingml/2006/picture" xmlns:a14="http://schemas.microsoft.com/office/drawing/2010/main" xmlns:w16du="http://schemas.microsoft.com/office/word/2023/wordml/word16du" xmlns:wpc="http://schemas.microsoft.com/office/word/2010/wordprocessingCanvas" xmlns:cx="http://schemas.microsoft.com/office/drawing/2014/chartex" xmlns:cx1="http://schemas.microsoft.com/office/drawing/2015/9/8/chartex" xmlns:cx2="http://schemas.microsoft.com/office/drawing/2015/10/21/chartex" xmlns:cx3="http://schemas.microsoft.com/office/drawing/2016/5/9/chartex" xmlns:cx4="http://schemas.microsoft.com/office/drawing/2016/5/10/chartex" xmlns:cx5="http://schemas.microsoft.com/office/drawing/2016/5/11/chartex" xmlns:cx6="http://schemas.microsoft.com/office/drawing/2016/5/12/chartex" xmlns:cx7="http://schemas.microsoft.com/office/drawing/2016/5/13/chartex" xmlns:cx8="http://schemas.microsoft.com/office/drawing/2016/5/14/chartex" xmlns:mc="http://schemas.openxmlformats.org/markup-compatibility/2006" xmlns:aink="http://schemas.microsoft.com/office/drawing/2016/ink" xmlns:am3d="http://schemas.microsoft.com/office/drawing/2017/model3d" xmlns:o="urn:schemas-microsoft-com:office:office" xmlns:oel="http://schemas.microsoft.com/office/2019/extlst" xmlns:r="http://schemas.openxmlformats.org/officeDocument/2006/relationships" xmlns:m="http://schemas.openxmlformats.org/officeDocument/2006/math" xmlns:v="urn:schemas-microsoft-com:vml" xmlns:wp14="http://schemas.microsoft.com/office/word/2010/wordprocessingDrawing" xmlns:wp="http://schemas.openxmlformats.org/drawingml/2006/wordprocessingDrawing" xmlns:w10="urn:schemas-microsoft-com:office:word" xmlns:w="http://schemas.openxmlformats.org/wordprocessingml/2006/main" xmlns:w14="http://schemas.microsoft.com/office/word/2010/wordml" xmlns:w15="http://schemas.microsoft.com/office/word/2012/wordml" xmlns:w16cex="http://schemas.microsoft.com/office/word/2018/wordml/cex" xmlns:w16cid="http://schemas.microsoft.com/office/word/2016/wordml/cid" xmlns:w16="http://schemas.microsoft.com/office/word/2018/wordml" xmlns:w16sdtdh="http://schemas.microsoft.com/office/word/2020/wordml/sdtdatahash" xmlns:w16se="http://schemas.microsoft.com/office/word/2015/wordml/symex" xmlns:wpg="http://schemas.microsoft.com/office/word/2010/wordprocessingGroup" xmlns:wpi="http://schemas.microsoft.com/office/word/2010/wordprocessingInk" xmlns:wne="http://schemas.microsoft.com/office/word/2006/wordml" xmlns:wps="http://schemas.microsoft.com/office/word/2010/wordprocessingShape" mc:Ignorable="w14 w15 w16se w16cid w16 w16cex w16sdtdh wp14">
+<w:document xmlns:a="http://schemas.openxmlformats.org/drawingml/2006/main" xmlns:pic="http://schemas.openxmlformats.org/drawingml/2006/picture" xmlns:a14="http://schemas.microsoft.com/office/drawing/2010/main" xmlns:wpc="http://schemas.microsoft.com/office/word/2010/wordprocessingCanvas" xmlns:cx="http://schemas.microsoft.com/office/drawing/2014/chartex" xmlns:cx1="http://schemas.microsoft.com/office/drawing/2015/9/8/chartex" xmlns:cx2="http://schemas.microsoft.com/office/drawing/2015/10/21/chartex" xmlns:cx3="http://schemas.microsoft.com/office/drawing/2016/5/9/chartex" xmlns:cx4="http://schemas.microsoft.com/office/drawing/2016/5/10/chartex" xmlns:cx5="http://schemas.microsoft.com/office/drawing/2016/5/11/chartex" xmlns:cx6="http://schemas.microsoft.com/office/drawing/2016/5/12/chartex" xmlns:cx7="http://schemas.microsoft.com/office/drawing/2016/5/13/chartex" xmlns:cx8="http://schemas.microsoft.com/office/drawing/2016/5/14/chartex" xmlns:mc="http://schemas.openxmlformats.org/markup-compatibility/2006" xmlns:aink="http://schemas.microsoft.com/office/drawing/2016/ink" xmlns:am3d="http://schemas.microsoft.com/office/drawing/2017/model3d" xmlns:o="urn:schemas-microsoft-com:office:office" xmlns:oel="http://schemas.microsoft.com/office/2019/extlst" xmlns:r="http://schemas.openxmlformats.org/officeDocument/2006/relationships" xmlns:m="http://schemas.openxmlformats.org/officeDocument/2006/math" xmlns:v="urn:schemas-microsoft-com:vml" xmlns:wp14="http://schemas.microsoft.com/office/word/2010/wordprocessingDrawing" xmlns:wp="http://schemas.openxmlformats.org/drawingml/2006/wordprocessingDrawing" xmlns:w10="urn:schemas-microsoft-com:office:word" xmlns:w="http://schemas.openxmlformats.org/wordprocessingml/2006/main" xmlns:w14="http://schemas.microsoft.com/office/word/2010/wordml" xmlns:w15="http://schemas.microsoft.com/office/word/2012/wordml" xmlns:w16cex="http://schemas.microsoft.com/office/word/2018/wordml/cex" xmlns:w16cid="http://schemas.microsoft.com/office/word/2016/wordml/cid" xmlns:w16="http://schemas.microsoft.com/office/word/2018/wordml" xmlns:w16du="http://schemas.microsoft.com/office/word/2023/wordml/word16du" xmlns:w16sdtdh="http://schemas.microsoft.com/office/word/2020/wordml/sdtdatahash" xmlns:w16se="http://schemas.microsoft.com/office/word/2015/wordml/symex" xmlns:wpg="http://schemas.microsoft.com/office/word/2010/wordprocessingGroup" xmlns:wpi="http://schemas.microsoft.com/office/word/2010/wordprocessingInk" xmlns:wne="http://schemas.microsoft.com/office/word/2006/wordml" xmlns:wps="http://schemas.microsoft.com/office/word/2010/wordprocessingShape" mc:Ignorable="w14 w15 w16se w16cid w16 w16cex w16sdtdh w16du wp14">
   <w:body>
     <w:p>
       <w:pPr>
@@ -10,6 +10,7 @@
           <w:b/>
           <w:sz w:val="28"/>
           <w:szCs w:val="28"/>
+          <w:u w:val="single"/>
         </w:rPr>
       </w:pPr>
       <w:r>
@@ -19,7 +20,7 @@
           <w:sz w:val="28"/>
           <w:szCs w:val="28"/>
         </w:rPr>
-        <w:t>A</w:t>
+        <w:t>CERTIFICADO DE RECOLECCIÓN AVU</w:t>
       </w:r>
       <w:r>
         <w:rPr>
@@ -28,8 +29,9 @@
           <w:sz w:val="28"/>
           <w:szCs w:val="28"/>
         </w:rPr>
-        <w:t>provechamiento</w:t>
-      </w:r>
+        <w:br/>
+      </w:r>
+      <w:proofErr w:type="spellStart"/>
       <w:r>
         <w:rPr>
           <w:rFonts w:ascii="Arial" w:hAnsi="Arial" w:cs="Arial"/>
@@ -37,26 +39,7 @@
           <w:sz w:val="28"/>
           <w:szCs w:val="28"/>
         </w:rPr>
-        <w:t xml:space="preserve"> de Finalidad</w:t>
-      </w:r>
-      <w:r>
-        <w:rPr>
-          <w:rFonts w:ascii="Arial" w:hAnsi="Arial" w:cs="Arial"/>
-          <w:b/>
-          <w:sz w:val="28"/>
-          <w:szCs w:val="28"/>
-        </w:rPr>
-        <w:br/>
-      </w:r>
-      <w:proofErr w:type="spellStart"/>
-      <w:r>
-        <w:rPr>
-          <w:rFonts w:ascii="Arial" w:hAnsi="Arial" w:cs="Arial"/>
-          <w:b/>
-          <w:sz w:val="28"/>
-          <w:szCs w:val="28"/>
-        </w:rPr>
-        <w:t>17/10/2024</w:t>
+        <w:t>RS-02-0019</w:t>
       </w:r>
       <w:proofErr w:type="spellEnd"/>
     </w:p>
@@ -80,7 +63,7 @@
     </w:p>
     <w:p>
       <w:pPr>
-        <w:jc w:val="center"/>
+        <w:jc w:val="both"/>
         <w:rPr>
           <w:rFonts w:ascii="Arial" w:hAnsi="Arial" w:cs="Arial"/>
           <w:sz w:val="24"/>
@@ -124,8 +107,8 @@
         <w:tblLook w:val="0600" w:firstRow="0" w:lastRow="0" w:firstColumn="0" w:lastColumn="0" w:noHBand="1" w:noVBand="1"/>
       </w:tblPr>
       <w:tblGrid>
-        <w:gridCol w:w="3828"/>
-        <w:gridCol w:w="958"/>
+        <w:gridCol w:w="4111"/>
+        <w:gridCol w:w="675"/>
         <w:gridCol w:w="2410"/>
         <w:gridCol w:w="2837"/>
       </w:tblGrid>
@@ -135,7 +118,7 @@
         </w:trPr>
         <w:tc>
           <w:tcPr>
-            <w:tcW w:w="3828" w:type="dxa"/>
+            <w:tcW w:w="4111" w:type="dxa"/>
           </w:tcPr>
           <w:p>
             <w:pPr>
@@ -144,26 +127,43 @@
               </w:tabs>
               <w:rPr>
                 <w:rFonts w:ascii="Arial" w:hAnsi="Arial" w:cs="Arial"/>
-                <w:sz w:val="24"/>
-                <w:szCs w:val="24"/>
               </w:rPr>
             </w:pPr>
-            <w:r>
+            <w:proofErr w:type="spellStart"/>
+            <w:r>
+              <w:rPr>
+                <w:rFonts w:ascii="Arial" w:hAnsi="Arial" w:cs="Arial"/>
+                <w:sz w:val="24"/>
+                <w:szCs w:val="24"/>
+              </w:rPr>
+              <w:t>El Santandereano</w:t>
+            </w:r>
+            <w:proofErr w:type="spellEnd"/>
+            <w:r>
+              <w:rPr>
+                <w:rFonts w:ascii="Arial" w:hAnsi="Arial" w:cs="Arial"/>
+                <w:sz w:val="24"/>
+                <w:szCs w:val="24"/>
+              </w:rPr>
+              <w:t>, Bogotá</w:t>
+            </w:r>
+            <w:r>
+              <w:rPr>
+                <w:rFonts w:ascii="Arial" w:hAnsi="Arial" w:cs="Arial"/>
+              </w:rPr>
+              <w:t xml:space="preserve">     </w:t>
+            </w:r>
+            <w:r>
+              <w:rPr>
+                <w:rFonts w:ascii="Arial" w:hAnsi="Arial" w:cs="Arial"/>
+              </w:rPr>
               <w:t xml:space="preserve"> </w:t>
             </w:r>
-            <w:r>
-              <w:t xml:space="preserve">                   </w:t>
-            </w:r>
-            <w:proofErr w:type="spellStart"/>
-            <w:r>
-              <w:t>Aceite Recogido</w:t>
-            </w:r>
-            <w:proofErr w:type="spellEnd"/>
           </w:p>
         </w:tc>
         <w:tc>
           <w:tcPr>
-            <w:tcW w:w="3368" w:type="dxa"/>
+            <w:tcW w:w="3085" w:type="dxa"/>
             <w:gridSpan w:val="2"/>
           </w:tcPr>
           <w:p>
@@ -172,7 +172,6 @@
                 <w:rFonts w:ascii="Arial" w:hAnsi="Arial" w:cs="Arial"/>
                 <w:sz w:val="24"/>
                 <w:szCs w:val="24"/>
-                <w:lang w:val="es-ES"/>
               </w:rPr>
             </w:pPr>
             <w:r>
@@ -180,21 +179,47 @@
                 <w:rFonts w:ascii="Arial" w:hAnsi="Arial" w:cs="Arial"/>
                 <w:sz w:val="24"/>
                 <w:szCs w:val="24"/>
-                <w:lang w:val="es-ES"/>
-              </w:rPr>
-              <w:t xml:space="preserve">         </w:t>
-            </w:r>
-            <w:proofErr w:type="spellStart"/>
-            <w:r>
-              <w:rPr>
-                <w:rFonts w:ascii="Arial" w:hAnsi="Arial" w:cs="Arial"/>
-                <w:sz w:val="24"/>
-                <w:szCs w:val="24"/>
-                <w:lang w:val="es-ES"/>
-              </w:rPr>
-              <w:t>Punto_Venta</w:t>
-            </w:r>
-            <w:proofErr w:type="spellEnd"/>
+              </w:rPr>
+              <w:t xml:space="preserve">  </w:t>
+            </w:r>
+            <w:r>
+              <w:rPr>
+                <w:rFonts w:ascii="Arial" w:hAnsi="Arial" w:cs="Arial"/>
+                <w:sz w:val="24"/>
+                <w:szCs w:val="24"/>
+              </w:rPr>
+              <w:t xml:space="preserve">  </w:t>
+            </w:r>
+            <w:r>
+              <w:rPr>
+                <w:rFonts w:ascii="Arial" w:hAnsi="Arial" w:cs="Arial"/>
+              </w:rPr>
+              <w:t xml:space="preserve"> </w:t>
+            </w:r>
+            <w:r>
+              <w:rPr>
+                <w:rFonts w:ascii="Arial" w:hAnsi="Arial" w:cs="Arial"/>
+              </w:rPr>
+              <w:t xml:space="preserve"> </w:t>
+            </w:r>
+            <w:r>
+              <w:rPr>
+                <w:rFonts w:ascii="Arial" w:hAnsi="Arial" w:cs="Arial"/>
+              </w:rPr>
+              <w:t xml:space="preserve"> </w:t>
+            </w:r>
+            <w:r>
+              <w:rPr>
+                <w:rFonts w:ascii="Arial" w:hAnsi="Arial" w:cs="Arial"/>
+              </w:rPr>
+              <w:t xml:space="preserve"> </w:t>
+            </w:r>
+            <w:r>
+              <w:rPr>
+                <w:rFonts w:ascii="Arial" w:hAnsi="Arial" w:cs="Arial"/>
+              </w:rPr>
+              <w:t xml:space="preserve"> </w:t>
+            </w:r>
           </w:p>
         </w:tc>
         <w:tc>
@@ -211,27 +236,44 @@
               </w:rPr>
             </w:pPr>
             <w:r>
+              <w:rPr>
+                <w:rFonts w:ascii="Arial" w:hAnsi="Arial" w:cs="Arial"/>
+              </w:rPr>
               <w:t xml:space="preserve"> </w:t>
             </w:r>
             <w:r>
+              <w:rPr>
+                <w:rFonts w:ascii="Arial" w:hAnsi="Arial" w:cs="Arial"/>
+                <w:sz w:val="24"/>
+                <w:szCs w:val="24"/>
+              </w:rPr>
               <w:t xml:space="preserve"> </w:t>
             </w:r>
             <w:r>
-              <w:t xml:space="preserve">  </w:t>
-            </w:r>
-            <w:r>
+              <w:rPr>
+                <w:rFonts w:ascii="Arial" w:hAnsi="Arial" w:cs="Arial"/>
+                <w:sz w:val="24"/>
+                <w:szCs w:val="24"/>
+              </w:rPr>
               <w:t xml:space="preserve"> </w:t>
             </w:r>
-            <w:r>
-              <w:t xml:space="preserve">  </w:t>
-            </w:r>
             <w:proofErr w:type="spellStart"/>
             <w:r>
-              <w:t>Nit</w:t>
+              <w:rPr>
+                <w:rFonts w:ascii="Arial" w:hAnsi="Arial" w:cs="Arial"/>
+                <w:sz w:val="24"/>
+                <w:szCs w:val="24"/>
+              </w:rPr>
+              <w:t>No disponible</w:t>
             </w:r>
             <w:proofErr w:type="spellEnd"/>
             <w:r>
-              <w:t>_</w:t>
+              <w:rPr>
+                <w:rFonts w:ascii="Arial" w:hAnsi="Arial" w:cs="Arial"/>
+                <w:sz w:val="24"/>
+                <w:szCs w:val="24"/>
+              </w:rPr>
+              <w:t xml:space="preserve"> </w:t>
             </w:r>
           </w:p>
         </w:tc>
@@ -251,7 +293,6 @@
                 <w:rFonts w:ascii="Arial" w:hAnsi="Arial" w:cs="Arial"/>
                 <w:sz w:val="24"/>
                 <w:szCs w:val="24"/>
-                <w:lang w:val="es-ES"/>
               </w:rPr>
             </w:pPr>
           </w:p>
@@ -267,7 +308,6 @@
                 <w:rFonts w:ascii="Arial" w:hAnsi="Arial" w:cs="Arial"/>
                 <w:sz w:val="24"/>
                 <w:szCs w:val="24"/>
-                <w:lang w:val="es-ES"/>
               </w:rPr>
             </w:pPr>
           </w:p>
@@ -283,7 +323,6 @@
                 <w:rFonts w:ascii="Arial" w:hAnsi="Arial" w:cs="Arial"/>
                 <w:sz w:val="24"/>
                 <w:szCs w:val="24"/>
-                <w:lang w:val="es-ES"/>
               </w:rPr>
             </w:pPr>
           </w:p>
@@ -300,38 +339,53 @@
           </w:tcPr>
           <w:p>
             <w:pPr>
-              <w:jc w:val="center"/>
-              <w:rPr>
-                <w:rFonts w:ascii="Arial" w:hAnsi="Arial" w:cs="Arial"/>
-                <w:sz w:val="24"/>
-                <w:szCs w:val="24"/>
-                <w:lang w:val="es-ES"/>
+              <w:rPr>
+                <w:rFonts w:ascii="Arial" w:hAnsi="Arial" w:cs="Arial"/>
+                <w:sz w:val="24"/>
+                <w:szCs w:val="24"/>
               </w:rPr>
             </w:pPr>
-            <w:r>
-              <w:rPr>
-                <w:rFonts w:ascii="Arial" w:hAnsi="Arial" w:cs="Arial"/>
-                <w:sz w:val="24"/>
-                <w:szCs w:val="24"/>
-                <w:lang w:val="es-ES"/>
-              </w:rPr>
-              <w:t xml:space="preserve">              </w:t>
-            </w:r>
-            <w:r>
-              <w:rPr>
-                <w:rFonts w:ascii="Arial" w:hAnsi="Arial" w:cs="Arial"/>
-                <w:sz w:val="24"/>
-                <w:szCs w:val="24"/>
-                <w:lang w:val="es-ES"/>
-              </w:rPr>
-              <w:t xml:space="preserve">   </w:t>
-            </w:r>
-            <w:r>
-              <w:rPr>
-                <w:rFonts w:ascii="Arial" w:hAnsi="Arial" w:cs="Arial"/>
-                <w:sz w:val="24"/>
-                <w:szCs w:val="24"/>
-                <w:lang w:val="es-ES"/>
+            <w:proofErr w:type="spellStart"/>
+            <w:r>
+              <w:rPr>
+                <w:rFonts w:ascii="Arial" w:hAnsi="Arial" w:cs="Arial"/>
+                <w:sz w:val="24"/>
+                <w:szCs w:val="24"/>
+              </w:rPr>
+              <w:t>No disponible</w:t>
+            </w:r>
+            <w:proofErr w:type="spellEnd"/>
+            <w:r>
+              <w:rPr>
+                <w:rFonts w:ascii="Arial" w:hAnsi="Arial" w:cs="Arial"/>
+                <w:sz w:val="24"/>
+                <w:szCs w:val="24"/>
+              </w:rPr>
+              <w:t xml:space="preserve">, </w:t>
+            </w:r>
+            <w:proofErr w:type="spellStart"/>
+            <w:r>
+              <w:rPr>
+                <w:rFonts w:ascii="Arial" w:hAnsi="Arial" w:cs="Arial"/>
+                <w:sz w:val="24"/>
+                <w:szCs w:val="24"/>
+              </w:rPr>
+              <w:t>Engativa</w:t>
+            </w:r>
+            <w:proofErr w:type="spellEnd"/>
+            <w:r>
+              <w:rPr>
+                <w:rFonts w:ascii="Arial" w:hAnsi="Arial" w:cs="Arial"/>
+                <w:sz w:val="24"/>
+                <w:szCs w:val="24"/>
+              </w:rPr>
+              <w:t xml:space="preserve">           </w:t>
+            </w:r>
+            <w:r>
+              <w:rPr>
+                <w:rFonts w:ascii="Arial" w:hAnsi="Arial" w:cs="Arial"/>
+                <w:sz w:val="24"/>
+                <w:szCs w:val="24"/>
               </w:rPr>
               <w:t xml:space="preserve"> </w:t>
             </w:r>
@@ -340,51 +394,8 @@
                 <w:rFonts w:ascii="Arial" w:hAnsi="Arial" w:cs="Arial"/>
                 <w:sz w:val="24"/>
                 <w:szCs w:val="24"/>
-                <w:lang w:val="es-ES"/>
-              </w:rPr>
-              <w:t xml:space="preserve">  </w:t>
-            </w:r>
-            <w:r>
-              <w:rPr>
-                <w:rFonts w:ascii="Arial" w:hAnsi="Arial" w:cs="Arial"/>
-                <w:sz w:val="24"/>
-                <w:szCs w:val="24"/>
-                <w:lang w:val="es-ES"/>
               </w:rPr>
               <w:t xml:space="preserve">    </w:t>
-            </w:r>
-            <w:r>
-              <w:rPr>
-                <w:rFonts w:ascii="Arial" w:hAnsi="Arial" w:cs="Arial"/>
-                <w:sz w:val="24"/>
-                <w:szCs w:val="24"/>
-                <w:lang w:val="es-ES"/>
-              </w:rPr>
-              <w:t xml:space="preserve">  </w:t>
-            </w:r>
-            <w:r>
-              <w:t xml:space="preserve"> </w:t>
-            </w:r>
-            <w:r>
-              <w:t xml:space="preserve"> </w:t>
-            </w:r>
-            <w:r>
-              <w:t xml:space="preserve"> </w:t>
-            </w:r>
-            <w:r>
-              <w:t xml:space="preserve"> </w:t>
-            </w:r>
-            <w:r>
-              <w:t xml:space="preserve"> </w:t>
-            </w:r>
-            <w:r>
-              <w:t xml:space="preserve"> </w:t>
-            </w:r>
-            <w:r>
-              <w:t xml:space="preserve">  </w:t>
-            </w:r>
-            <w:r>
-              <w:t>No disponible</w:t>
             </w:r>
           </w:p>
         </w:tc>
@@ -398,7 +409,6 @@
                 <w:rFonts w:ascii="Arial" w:hAnsi="Arial" w:cs="Arial"/>
                 <w:sz w:val="24"/>
                 <w:szCs w:val="24"/>
-                <w:lang w:val="es-ES"/>
               </w:rPr>
             </w:pPr>
           </w:p>
@@ -421,26 +431,49 @@
                 <w:sz w:val="24"/>
                 <w:szCs w:val="24"/>
               </w:rPr>
-              <w:t xml:space="preserve">  </w:t>
-            </w:r>
-            <w:r>
-              <w:rPr>
-                <w:rFonts w:ascii="Arial" w:hAnsi="Arial" w:cs="Arial"/>
-                <w:sz w:val="24"/>
-                <w:szCs w:val="24"/>
-              </w:rPr>
               <w:t xml:space="preserve"> </w:t>
             </w:r>
             <w:r>
+              <w:rPr>
+                <w:rFonts w:ascii="Arial" w:hAnsi="Arial" w:cs="Arial"/>
+              </w:rPr>
               <w:t xml:space="preserve"> </w:t>
             </w:r>
+            <w:r>
+              <w:rPr>
+                <w:rFonts w:ascii="Arial" w:hAnsi="Arial" w:cs="Arial"/>
+              </w:rPr>
+              <w:t xml:space="preserve"> </w:t>
+            </w:r>
+            <w:r>
+              <w:rPr>
+                <w:rFonts w:ascii="Arial" w:hAnsi="Arial" w:cs="Arial"/>
+              </w:rPr>
+              <w:t xml:space="preserve"> </w:t>
+            </w:r>
+            <w:r>
+              <w:rPr>
+                <w:rFonts w:ascii="Arial" w:hAnsi="Arial" w:cs="Arial"/>
+              </w:rPr>
+              <w:t xml:space="preserve"> </w:t>
+            </w:r>
             <w:proofErr w:type="spellStart"/>
             <w:r>
-              <w:t>Telefono</w:t>
+              <w:rPr>
+                <w:rFonts w:ascii="Arial" w:hAnsi="Arial" w:cs="Arial"/>
+                <w:sz w:val="24"/>
+                <w:szCs w:val="24"/>
+              </w:rPr>
+              <w:t>3153865549</w:t>
             </w:r>
             <w:proofErr w:type="spellEnd"/>
             <w:r>
-              <w:t>_</w:t>
+              <w:rPr>
+                <w:rFonts w:ascii="Arial" w:hAnsi="Arial" w:cs="Arial"/>
+                <w:sz w:val="24"/>
+                <w:szCs w:val="24"/>
+              </w:rPr>
+              <w:t xml:space="preserve"> </w:t>
             </w:r>
           </w:p>
         </w:tc>
@@ -460,7 +493,6 @@
                 <w:rFonts w:ascii="Arial" w:hAnsi="Arial" w:cs="Arial"/>
                 <w:sz w:val="24"/>
                 <w:szCs w:val="24"/>
-                <w:lang w:val="es-ES"/>
               </w:rPr>
             </w:pPr>
           </w:p>
@@ -476,7 +508,6 @@
                 <w:rFonts w:ascii="Arial" w:hAnsi="Arial" w:cs="Arial"/>
                 <w:sz w:val="24"/>
                 <w:szCs w:val="24"/>
-                <w:lang w:val="es-ES"/>
               </w:rPr>
             </w:pPr>
           </w:p>
@@ -492,7 +523,6 @@
                 <w:rFonts w:ascii="Arial" w:hAnsi="Arial" w:cs="Arial"/>
                 <w:sz w:val="24"/>
                 <w:szCs w:val="24"/>
-                <w:lang w:val="es-ES"/>
               </w:rPr>
             </w:pPr>
           </w:p>
@@ -529,26 +559,24 @@
                 <w:sz w:val="24"/>
                 <w:szCs w:val="24"/>
               </w:rPr>
-              <w:t xml:space="preserve">   </w:t>
-            </w:r>
-            <w:r>
-              <w:rPr>
-                <w:rFonts w:ascii="Arial" w:hAnsi="Arial" w:cs="Arial"/>
-                <w:sz w:val="24"/>
-                <w:szCs w:val="24"/>
-              </w:rPr>
               <w:t xml:space="preserve"> </w:t>
             </w:r>
-            <w:proofErr w:type="spellStart"/>
-            <w:r>
-              <w:rPr>
-                <w:rFonts w:ascii="Arial" w:hAnsi="Arial" w:cs="Arial"/>
-                <w:sz w:val="24"/>
-                <w:szCs w:val="24"/>
-              </w:rPr>
-              <w:t>Tipo_Negocio</w:t>
-            </w:r>
-            <w:proofErr w:type="spellEnd"/>
+            <w:r>
+              <w:rPr>
+                <w:rFonts w:ascii="Arial" w:hAnsi="Arial" w:cs="Arial"/>
+                <w:sz w:val="24"/>
+                <w:szCs w:val="24"/>
+              </w:rPr>
+              <w:t>Restaurante</w:t>
+            </w:r>
+            <w:r>
+              <w:rPr>
+                <w:rFonts w:ascii="Arial" w:hAnsi="Arial" w:cs="Arial"/>
+                <w:sz w:val="24"/>
+                <w:szCs w:val="24"/>
+              </w:rPr>
+              <w:t xml:space="preserve">  </w:t>
+            </w:r>
           </w:p>
         </w:tc>
         <w:tc>
@@ -569,7 +597,7 @@
                 <w:sz w:val="24"/>
                 <w:szCs w:val="24"/>
               </w:rPr>
-              <w:t xml:space="preserve">    </w:t>
+              <w:t xml:space="preserve">  </w:t>
             </w:r>
             <w:r>
               <w:rPr>
@@ -579,6 +607,14 @@
               </w:rPr>
               <w:t xml:space="preserve"> </w:t>
             </w:r>
+            <w:r>
+              <w:rPr>
+                <w:rFonts w:ascii="Arial" w:hAnsi="Arial" w:cs="Arial"/>
+                <w:sz w:val="24"/>
+                <w:szCs w:val="24"/>
+              </w:rPr>
+              <w:t xml:space="preserve"> </w:t>
+            </w:r>
             <w:proofErr w:type="spellStart"/>
             <w:r>
               <w:rPr>
@@ -586,9 +622,25 @@
                 <w:sz w:val="24"/>
                 <w:szCs w:val="24"/>
               </w:rPr>
-              <w:t>10,5</w:t>
+              <w:t>255</w:t>
             </w:r>
             <w:proofErr w:type="spellEnd"/>
+            <w:r>
+              <w:rPr>
+                <w:rFonts w:ascii="Arial" w:hAnsi="Arial" w:cs="Arial"/>
+                <w:sz w:val="24"/>
+                <w:szCs w:val="24"/>
+              </w:rPr>
+              <w:t xml:space="preserve"> </w:t>
+            </w:r>
+            <w:r>
+              <w:rPr>
+                <w:rFonts w:ascii="Arial" w:hAnsi="Arial" w:cs="Arial"/>
+                <w:sz w:val="24"/>
+                <w:szCs w:val="24"/>
+              </w:rPr>
+              <w:t xml:space="preserve"> </w:t>
+            </w:r>
           </w:p>
         </w:tc>
         <w:tc>
@@ -619,16 +671,14 @@
               </w:rPr>
               <w:t xml:space="preserve"> </w:t>
             </w:r>
-            <w:proofErr w:type="spellStart"/>
-            <w:r>
-              <w:rPr>
-                <w:rFonts w:ascii="Arial" w:hAnsi="Arial" w:cs="Arial"/>
-                <w:sz w:val="24"/>
-                <w:szCs w:val="24"/>
-              </w:rPr>
-              <w:t>22/09/2024</w:t>
-            </w:r>
-            <w:proofErr w:type="spellEnd"/>
+            <w:r>
+              <w:rPr>
+                <w:rFonts w:ascii="Arial" w:hAnsi="Arial" w:cs="Arial"/>
+                <w:sz w:val="24"/>
+                <w:szCs w:val="24"/>
+              </w:rPr>
+              <w:t>7/01/2025</w:t>
+            </w:r>
           </w:p>
         </w:tc>
       </w:tr>
@@ -788,16 +838,6 @@
         </w:rPr>
         <w:t xml:space="preserve">T </w:t>
       </w:r>
-      <w:proofErr w:type="spellStart"/>
-      <w:r>
-        <w:rPr>
-          <w:rFonts w:ascii="Arial" w:hAnsi="Arial" w:cs="Arial"/>
-          <w:sz w:val="24"/>
-          <w:szCs w:val="24"/>
-        </w:rPr>
-        <w:t>Nit</w:t>
-      </w:r>
-      <w:proofErr w:type="spellEnd"/>
       <w:proofErr w:type="gramStart"/>
       <w:r>
         <w:rPr>
@@ -805,7 +845,7 @@
           <w:sz w:val="24"/>
           <w:szCs w:val="24"/>
         </w:rPr>
-        <w:t>_</w:t>
+        <w:t>1201200100</w:t>
       </w:r>
       <w:r>
         <w:rPr>
@@ -830,15 +870,115 @@
           <w:sz w:val="24"/>
           <w:szCs w:val="24"/>
         </w:rPr>
-        <w:t xml:space="preserve"> en cuenta la resolución 0316 del 1 de marzo del 2018 y el decreto 634 de 2015 ante la secretaria distrital de medio ambiente se obtiene el registro ambiental cuyo número es TP</w:t>
-      </w:r>
-      <w:r>
-        <w:rPr>
-          <w:rFonts w:ascii="Arial" w:hAnsi="Arial" w:cs="Arial"/>
-          <w:sz w:val="24"/>
-          <w:szCs w:val="24"/>
-        </w:rPr>
-        <w:t>-13775</w:t>
+        <w:t xml:space="preserve"> en cuenta la resolución 0316 del 1 de marzo del 2018 y el </w:t>
+      </w:r>
+      <w:r>
+        <w:rPr>
+          <w:rFonts w:ascii="Arial" w:hAnsi="Arial" w:cs="Arial"/>
+          <w:sz w:val="24"/>
+          <w:szCs w:val="24"/>
+        </w:rPr>
+        <w:t>acuerdo</w:t>
+      </w:r>
+      <w:r>
+        <w:rPr>
+          <w:rFonts w:ascii="Arial" w:hAnsi="Arial" w:cs="Arial"/>
+          <w:sz w:val="24"/>
+          <w:szCs w:val="24"/>
+        </w:rPr>
+        <w:t xml:space="preserve"> 634 de 2015 ante la </w:t>
+      </w:r>
+      <w:r>
+        <w:rPr>
+          <w:rFonts w:ascii="Arial" w:hAnsi="Arial" w:cs="Arial"/>
+          <w:b/>
+          <w:bCs/>
+          <w:sz w:val="24"/>
+          <w:szCs w:val="24"/>
+        </w:rPr>
+        <w:t>S</w:t>
+      </w:r>
+      <w:r>
+        <w:rPr>
+          <w:rFonts w:ascii="Arial" w:hAnsi="Arial" w:cs="Arial"/>
+          <w:b/>
+          <w:bCs/>
+          <w:sz w:val="24"/>
+          <w:szCs w:val="24"/>
+        </w:rPr>
+        <w:t xml:space="preserve">ecretaria </w:t>
+      </w:r>
+      <w:r>
+        <w:rPr>
+          <w:rFonts w:ascii="Arial" w:hAnsi="Arial" w:cs="Arial"/>
+          <w:b/>
+          <w:bCs/>
+          <w:sz w:val="24"/>
+          <w:szCs w:val="24"/>
+        </w:rPr>
+        <w:t>D</w:t>
+      </w:r>
+      <w:r>
+        <w:rPr>
+          <w:rFonts w:ascii="Arial" w:hAnsi="Arial" w:cs="Arial"/>
+          <w:b/>
+          <w:bCs/>
+          <w:sz w:val="24"/>
+          <w:szCs w:val="24"/>
+        </w:rPr>
+        <w:t xml:space="preserve">istrital de </w:t>
+      </w:r>
+      <w:r>
+        <w:rPr>
+          <w:rFonts w:ascii="Arial" w:hAnsi="Arial" w:cs="Arial"/>
+          <w:b/>
+          <w:bCs/>
+          <w:sz w:val="24"/>
+          <w:szCs w:val="24"/>
+        </w:rPr>
+        <w:t>A</w:t>
+      </w:r>
+      <w:r>
+        <w:rPr>
+          <w:rFonts w:ascii="Arial" w:hAnsi="Arial" w:cs="Arial"/>
+          <w:b/>
+          <w:bCs/>
+          <w:sz w:val="24"/>
+          <w:szCs w:val="24"/>
+        </w:rPr>
+        <w:t>mbiente</w:t>
+      </w:r>
+      <w:r>
+        <w:rPr>
+          <w:rFonts w:ascii="Arial" w:hAnsi="Arial" w:cs="Arial"/>
+          <w:sz w:val="24"/>
+          <w:szCs w:val="24"/>
+        </w:rPr>
+        <w:t xml:space="preserve"> se obtiene el registro ambiental cuyo número es TP</w:t>
+      </w:r>
+      <w:r>
+        <w:rPr>
+          <w:rFonts w:ascii="Arial" w:hAnsi="Arial" w:cs="Arial"/>
+          <w:sz w:val="24"/>
+          <w:szCs w:val="24"/>
+        </w:rPr>
+        <w:t>-1</w:t>
+      </w:r>
+      <w:r>
+        <w:rPr>
+          <w:rFonts w:ascii="Arial" w:hAnsi="Arial" w:cs="Arial"/>
+          <w:sz w:val="24"/>
+          <w:szCs w:val="24"/>
+        </w:rPr>
+        <w:t>3775</w:t>
+      </w:r>
+      <w:r>
+        <w:rPr>
+          <w:rFonts w:ascii="Arial" w:hAnsi="Arial" w:cs="Arial"/>
+          <w:sz w:val="24"/>
+          <w:szCs w:val="24"/>
+        </w:rPr>
+        <w:t xml:space="preserve"> </w:t>
       </w:r>
       <w:r>
         <w:rPr>
@@ -856,6 +996,7 @@
           <w:rFonts w:ascii="Arial" w:hAnsi="Arial" w:cs="Arial"/>
           <w:sz w:val="24"/>
           <w:szCs w:val="24"/>
+          <w:u w:val="single"/>
         </w:rPr>
       </w:pPr>
       <w:r>
@@ -883,53 +1024,22 @@
         </w:rPr>
         <w:t xml:space="preserve"> </w:t>
       </w:r>
+      <w:r>
+        <w:rPr>
+          <w:rFonts w:ascii="Arial" w:hAnsi="Arial" w:cs="Arial"/>
+          <w:sz w:val="24"/>
+          <w:szCs w:val="24"/>
+        </w:rPr>
+        <w:t xml:space="preserve">7/01/2025 hasta </w:t>
+      </w:r>
       <w:proofErr w:type="spellStart"/>
       <w:r>
         <w:rPr>
           <w:rFonts w:ascii="Arial" w:hAnsi="Arial" w:cs="Arial"/>
-          <w:b/>
-          <w:sz w:val="24"/>
-          <w:szCs w:val="24"/>
-        </w:rPr>
-        <w:t>17/10/2024_Cliente</w:t>
-      </w:r>
-      <w:proofErr w:type="spellEnd"/>
-      <w:r>
-        <w:rPr>
-          <w:rFonts w:ascii="Arial" w:hAnsi="Arial" w:cs="Arial"/>
-          <w:b/>
-          <w:sz w:val="24"/>
-          <w:szCs w:val="24"/>
-        </w:rPr>
-        <w:t xml:space="preserve"> </w:t>
-      </w:r>
-      <w:r>
-        <w:rPr>
-          <w:rFonts w:ascii="Arial" w:hAnsi="Arial" w:cs="Arial"/>
-          <w:b/>
-          <w:sz w:val="24"/>
-          <w:szCs w:val="24"/>
-        </w:rPr>
-        <w:t>al</w:t>
-      </w:r>
-      <w:r>
-        <w:rPr>
-          <w:rFonts w:ascii="Arial" w:hAnsi="Arial" w:cs="Arial"/>
-          <w:b/>
-          <w:sz w:val="24"/>
-          <w:szCs w:val="24"/>
-        </w:rPr>
-        <w:t xml:space="preserve"> </w:t>
-      </w:r>
-      <w:proofErr w:type="spellStart"/>
-      <w:r>
-        <w:rPr>
-          <w:rFonts w:ascii="Arial" w:hAnsi="Arial" w:cs="Arial"/>
-          <w:b/>
-          <w:sz w:val="24"/>
-          <w:szCs w:val="24"/>
-        </w:rPr>
-        <w:t>29/09/2024</w:t>
+          <w:sz w:val="24"/>
+          <w:szCs w:val="24"/>
+        </w:rPr>
+        <w:t>7/01/2025</w:t>
       </w:r>
       <w:proofErr w:type="spellEnd"/>
     </w:p>
@@ -950,10 +1060,10 @@
           <w:szCs w:val="24"/>
         </w:rPr>
         <w:drawing>
-          <wp:inline distT="0" distB="0" distL="0" distR="0" wp14:anchorId="4972B587" wp14:editId="61E0CEC0">
-            <wp:extent cx="1228725" cy="669139"/>
-            <wp:effectExtent l="0" t="0" r="0" b="0"/>
-            <wp:docPr id="394653006" name="Imagen 1"/>
+          <wp:inline distT="0" distB="0" distL="0" distR="0" wp14:anchorId="3B8E98F3" wp14:editId="688E7F1D">
+            <wp:extent cx="1311790" cy="714375"/>
+            <wp:effectExtent l="0" t="0" r="3175" b="0"/>
+            <wp:docPr id="138135806" name="Imagen 1"/>
             <wp:cNvGraphicFramePr>
               <a:graphicFrameLocks xmlns:a="http://schemas.openxmlformats.org/drawingml/2006/main" noChangeAspect="1"/>
             </wp:cNvGraphicFramePr>
@@ -961,7 +1071,7 @@
               <a:graphicData uri="http://schemas.openxmlformats.org/drawingml/2006/picture">
                 <pic:pic xmlns:pic="http://schemas.openxmlformats.org/drawingml/2006/picture">
                   <pic:nvPicPr>
-                    <pic:cNvPr id="394653006" name="Imagen 394653006"/>
+                    <pic:cNvPr id="138135806" name="Imagen 138135806"/>
                     <pic:cNvPicPr/>
                   </pic:nvPicPr>
                   <pic:blipFill>
@@ -979,7 +1089,7 @@
                   <pic:spPr>
                     <a:xfrm>
                       <a:off x="0" y="0"/>
-                      <a:ext cx="1247377" cy="679296"/>
+                      <a:ext cx="1320384" cy="719055"/>
                     </a:xfrm>
                     <a:prstGeom prst="rect">
                       <a:avLst/>
@@ -999,258 +1109,31 @@
           <w:sz w:val="24"/>
           <w:szCs w:val="24"/>
         </w:rPr>
+        <w:sectPr>
+          <w:headerReference w:type="default" r:id="rId8"/>
+          <w:pgSz w:w="12240" w:h="15840"/>
+          <w:pgMar w:top="1417" w:right="1701" w:bottom="1417" w:left="1701" w:header="708" w:footer="708" w:gutter="0"/>
+          <w:cols w:space="708"/>
+          <w:docGrid w:linePitch="360"/>
+        </w:sectPr>
       </w:pPr>
-      <w:r>
-        <w:rPr>
-          <w:rFonts w:ascii="Times New Roman" w:hAnsi="Times New Roman" w:cs="Times New Roman"/>
-          <w:noProof/>
-          <w:sz w:val="24"/>
-          <w:szCs w:val="24"/>
-          <w:lang w:eastAsia="es-CO"/>
-        </w:rPr>
-        <mc:AlternateContent>
-          <mc:Choice Requires="wps">
-            <w:drawing>
-              <wp:anchor distT="0" distB="0" distL="114300" distR="114300" simplePos="0" relativeHeight="251659264" behindDoc="0" locked="0" layoutInCell="1" allowOverlap="1" wp14:editId="34594C9B" wp14:anchorId="24044E3C">
-                <wp:simplePos x="0" y="0"/>
-                <wp:positionH relativeFrom="margin">
-                  <wp:posOffset>977265</wp:posOffset>
-                </wp:positionH>
-                <wp:positionV relativeFrom="paragraph">
-                  <wp:posOffset>830580</wp:posOffset>
-                </wp:positionV>
-                <wp:extent cx="3638550" cy="628650"/>
-                <wp:effectExtent l="0" t="0" r="0" b="0"/>
-                <wp:wrapNone/>
-                <wp:docPr id="1010020557" name="Rectángulo 1"/>
-                <wp:cNvGraphicFramePr/>
-                <a:graphic xmlns:a="http://schemas.openxmlformats.org/drawingml/2006/main">
-                  <a:graphicData uri="http://schemas.microsoft.com/office/word/2010/wordprocessingShape">
-                    <wps:wsp>
-                      <wps:cNvSpPr/>
-                      <wps:spPr>
-                        <a:xfrm>
-                          <a:off x="0" y="0"/>
-                          <a:ext cx="3638550" cy="628650"/>
-                        </a:xfrm>
-                        <a:prstGeom prst="rect">
-                          <a:avLst/>
-                        </a:prstGeom>
-                        <a:solidFill>
-                          <a:schemeClr val="bg1"/>
-                        </a:solidFill>
-                        <a:ln>
-                          <a:noFill/>
-                        </a:ln>
-                      </wps:spPr>
-                      <wps:style>
-                        <a:lnRef idx="2">
-                          <a:schemeClr val="accent1">
-                            <a:shade val="15000"/>
-                          </a:schemeClr>
-                        </a:lnRef>
-                        <a:fillRef idx="1">
-                          <a:schemeClr val="accent1"/>
-                        </a:fillRef>
-                        <a:effectRef idx="0">
-                          <a:schemeClr val="accent1"/>
-                        </a:effectRef>
-                        <a:fontRef idx="minor">
-                          <a:schemeClr val="lt1"/>
-                        </a:fontRef>
-                      </wps:style>
-                      <wps:txbx>
-                        <w:txbxContent>
-                          <w:p>
-                            <w:pPr>
-                              <w:spacing w:after="0" w:line="240" w:lineRule="auto"/>
-                              <w:jc w:val="center"/>
-                              <w:rPr>
-                                <w:color w:val="E36C0A" w:themeColor="accent6" w:themeShade="BF"/>
-                              </w:rPr>
-                            </w:pPr>
-                            <w:r>
-                              <w:rPr>
-                                <w:color w:val="E36C0A" w:themeColor="accent6" w:themeShade="BF"/>
-                              </w:rPr>
-                              <w:t xml:space="preserve">E-mail: </w:t>
-                            </w:r>
-                            <w:hyperlink w:history="1" r:id="rId8">
-                              <w:r>
-                                <w:rPr>
-                                  <w:rStyle w:val="Hipervnculo"/>
-                                  <w:color w:val="E36C0A" w:themeColor="accent6" w:themeShade="BF"/>
-                                </w:rPr>
-                                <w:t>resigrass@hotmail.com</w:t>
-                              </w:r>
-                            </w:hyperlink>
-                          </w:p>
-                          <w:p>
-                            <w:pPr>
-                              <w:spacing w:after="0" w:line="240" w:lineRule="auto"/>
-                              <w:jc w:val="center"/>
-                              <w:rPr>
-                                <w:color w:val="E36C0A" w:themeColor="accent6" w:themeShade="BF"/>
-                              </w:rPr>
-                            </w:pPr>
-                            <w:r>
-                              <w:rPr>
-                                <w:color w:val="E36C0A" w:themeColor="accent6" w:themeShade="BF"/>
-                              </w:rPr>
-                              <w:t>Teléfonos (+57) 3106747173-(+57) 3138213005</w:t>
-                            </w:r>
-                          </w:p>
-                          <w:p>
-                            <w:pPr>
-                              <w:spacing w:after="0" w:line="240" w:lineRule="auto"/>
-                              <w:jc w:val="center"/>
-                              <w:rPr>
-                                <w:color w:val="E36C0A" w:themeColor="accent6" w:themeShade="BF"/>
-                              </w:rPr>
-                            </w:pPr>
-                            <w:proofErr w:type="spellStart"/>
-                            <w:r>
-                              <w:rPr>
-                                <w:color w:val="E36C0A" w:themeColor="accent6" w:themeShade="BF"/>
-                              </w:rPr>
-                              <w:t>Ak</w:t>
-                            </w:r>
-                            <w:proofErr w:type="spellEnd"/>
-                            <w:r>
-                              <w:rPr>
-                                <w:color w:val="E36C0A" w:themeColor="accent6" w:themeShade="BF"/>
-                              </w:rPr>
-                              <w:t xml:space="preserve"> 10Este # 89-37 sur – Bogotá </w:t>
-                            </w:r>
-                            <w:proofErr w:type="gramStart"/>
-                            <w:r>
-                              <w:rPr>
-                                <w:color w:val="E36C0A" w:themeColor="accent6" w:themeShade="BF"/>
-                              </w:rPr>
-                              <w:t>D.C ,</w:t>
-                            </w:r>
-                            <w:proofErr w:type="gramEnd"/>
-                            <w:r>
-                              <w:rPr>
-                                <w:color w:val="E36C0A" w:themeColor="accent6" w:themeShade="BF"/>
-                              </w:rPr>
-                              <w:t xml:space="preserve"> Cundinamarca</w:t>
-                            </w:r>
-                          </w:p>
-                        </w:txbxContent>
-                      </wps:txbx>
-                      <wps:bodyPr rot="0" spcFirstLastPara="0" vertOverflow="clip" horzOverflow="clip" vert="horz" wrap="square" lIns="91440" tIns="45720" rIns="91440" bIns="45720" numCol="1" spcCol="0" rtlCol="0" fromWordArt="0" anchor="ctr" anchorCtr="0" forceAA="0" compatLnSpc="1">
-                        <a:prstTxWarp prst="textNoShape">
-                          <a:avLst/>
-                        </a:prstTxWarp>
-                        <a:noAutofit/>
-                      </wps:bodyPr>
-                    </wps:wsp>
-                  </a:graphicData>
-                </a:graphic>
-                <wp14:sizeRelH relativeFrom="page">
-                  <wp14:pctWidth>0</wp14:pctWidth>
-                </wp14:sizeRelH>
-                <wp14:sizeRelV relativeFrom="margin">
-                  <wp14:pctHeight>0</wp14:pctHeight>
-                </wp14:sizeRelV>
-              </wp:anchor>
-            </w:drawing>
-          </mc:Choice>
-          <mc:Fallback xmlns:w16du="http://schemas.microsoft.com/office/word/2023/wordml/word16du">
-            <w:pict>
-              <v:rect id="Rectángulo 1" style="position:absolute;margin-left:76.95pt;margin-top:65.4pt;width:286.5pt;height:49.5pt;z-index:251659264;visibility:visible;mso-wrap-style:square;mso-width-percent:0;mso-height-percent:0;mso-wrap-distance-left:9pt;mso-wrap-distance-top:0;mso-wrap-distance-right:9pt;mso-wrap-distance-bottom:0;mso-position-horizontal:absolute;mso-position-horizontal-relative:margin;mso-position-vertical:absolute;mso-position-vertical-relative:text;mso-width-percent:0;mso-height-percent:0;mso-width-relative:page;mso-height-relative:margin;v-text-anchor:middle" o:spid="_x0000_s1026" fillcolor="white [3212]" stroked="f" strokeweight="2pt" o:gfxdata="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" w14:anchorId="24044E3C">
-                <v:textbox>
-                  <w:txbxContent>
-                    <w:p>
-                      <w:pPr>
-                        <w:spacing w:after="0" w:line="240" w:lineRule="auto"/>
-                        <w:jc w:val="center"/>
-                        <w:rPr>
-                          <w:color w:val="E36C0A" w:themeColor="accent6" w:themeShade="BF"/>
-                        </w:rPr>
-                      </w:pPr>
-                      <w:r>
-                        <w:rPr>
-                          <w:color w:val="E36C0A" w:themeColor="accent6" w:themeShade="BF"/>
-                        </w:rPr>
-                        <w:t xml:space="preserve">E-mail: </w:t>
-                      </w:r>
-                      <w:hyperlink w:history="1" r:id="rId9">
-                        <w:r>
-                          <w:rPr>
-                            <w:rStyle w:val="Hipervnculo"/>
-                            <w:color w:val="E36C0A" w:themeColor="accent6" w:themeShade="BF"/>
-                          </w:rPr>
-                          <w:t>resigrass@hotmail.com</w:t>
-                        </w:r>
-                      </w:hyperlink>
-                    </w:p>
-                    <w:p>
-                      <w:pPr>
-                        <w:spacing w:after="0" w:line="240" w:lineRule="auto"/>
-                        <w:jc w:val="center"/>
-                        <w:rPr>
-                          <w:color w:val="E36C0A" w:themeColor="accent6" w:themeShade="BF"/>
-                        </w:rPr>
-                      </w:pPr>
-                      <w:r>
-                        <w:rPr>
-                          <w:color w:val="E36C0A" w:themeColor="accent6" w:themeShade="BF"/>
-                        </w:rPr>
-                        <w:t>Teléfonos (+57) 3106747173-(+57) 3138213005</w:t>
-                      </w:r>
-                    </w:p>
-                    <w:p>
-                      <w:pPr>
-                        <w:spacing w:after="0" w:line="240" w:lineRule="auto"/>
-                        <w:jc w:val="center"/>
-                        <w:rPr>
-                          <w:color w:val="E36C0A" w:themeColor="accent6" w:themeShade="BF"/>
-                        </w:rPr>
-                      </w:pPr>
-                      <w:proofErr w:type="spellStart"/>
-                      <w:r>
-                        <w:rPr>
-                          <w:color w:val="E36C0A" w:themeColor="accent6" w:themeShade="BF"/>
-                        </w:rPr>
-                        <w:t>Ak</w:t>
-                      </w:r>
-                      <w:proofErr w:type="spellEnd"/>
-                      <w:r>
-                        <w:rPr>
-                          <w:color w:val="E36C0A" w:themeColor="accent6" w:themeShade="BF"/>
-                        </w:rPr>
-                        <w:t xml:space="preserve"> 10Este # 89-37 sur – Bogotá </w:t>
-                      </w:r>
-                      <w:proofErr w:type="gramStart"/>
-                      <w:r>
-                        <w:rPr>
-                          <w:color w:val="E36C0A" w:themeColor="accent6" w:themeShade="BF"/>
-                        </w:rPr>
-                        <w:t>D.C ,</w:t>
-                      </w:r>
-                      <w:proofErr w:type="gramEnd"/>
-                      <w:r>
-                        <w:rPr>
-                          <w:color w:val="E36C0A" w:themeColor="accent6" w:themeShade="BF"/>
-                        </w:rPr>
-                        <w:t xml:space="preserve"> Cundinamarca</w:t>
-                      </w:r>
-                    </w:p>
-                  </w:txbxContent>
-                </v:textbox>
-                <w10:wrap anchorx="margin"/>
-              </v:rect>
-            </w:pict>
-          </mc:Fallback>
-        </mc:AlternateContent>
-      </w:r>
-      <w:r>
-        <w:rPr>
-          <w:rFonts w:ascii="Arial" w:hAnsi="Arial" w:cs="Arial"/>
-          <w:sz w:val="24"/>
-          <w:szCs w:val="24"/>
+    </w:p>
+    <w:p>
+      <w:pPr>
+        <w:ind w:right="-4724"/>
+        <w:rPr>
+          <w:rFonts w:ascii="Arial" w:hAnsi="Arial" w:cs="Arial"/>
+          <w:sz w:val="24"/>
+          <w:szCs w:val="24"/>
+          <w:lang w:val="en-US"/>
+        </w:rPr>
+      </w:pPr>
+      <w:r>
+        <w:rPr>
+          <w:rFonts w:ascii="Arial" w:hAnsi="Arial" w:cs="Arial"/>
+          <w:sz w:val="24"/>
+          <w:szCs w:val="24"/>
+          <w:lang w:val="en-US"/>
         </w:rPr>
         <w:t>Mary Negro</w:t>
       </w:r>
@@ -1259,30 +1142,193 @@
           <w:rFonts w:ascii="Arial" w:hAnsi="Arial" w:cs="Arial"/>
           <w:sz w:val="24"/>
           <w:szCs w:val="24"/>
+          <w:lang w:val="en-US"/>
+        </w:rPr>
+        <w:tab/>
+      </w:r>
+      <w:r>
+        <w:rPr>
+          <w:rFonts w:ascii="Arial" w:hAnsi="Arial" w:cs="Arial"/>
+          <w:sz w:val="24"/>
+          <w:szCs w:val="24"/>
+          <w:lang w:val="en-US"/>
+        </w:rPr>
+        <w:tab/>
+      </w:r>
+      <w:r>
+        <w:rPr>
+          <w:rFonts w:ascii="Arial" w:hAnsi="Arial" w:cs="Arial"/>
+          <w:sz w:val="24"/>
+          <w:szCs w:val="24"/>
+          <w:lang w:val="en-US"/>
+        </w:rPr>
+        <w:tab/>
+      </w:r>
+      <w:r>
+        <w:rPr>
+          <w:rFonts w:ascii="Arial" w:hAnsi="Arial" w:cs="Arial"/>
+          <w:sz w:val="24"/>
+          <w:szCs w:val="24"/>
+          <w:lang w:val="en-US"/>
+        </w:rPr>
+        <w:tab/>
+      </w:r>
+      <w:r>
+        <w:rPr>
+          <w:rFonts w:ascii="Arial" w:hAnsi="Arial" w:cs="Arial"/>
+          <w:sz w:val="24"/>
+          <w:szCs w:val="24"/>
+          <w:lang w:val="en-US"/>
+        </w:rPr>
+        <w:tab/>
+      </w:r>
+      <w:r>
+        <w:rPr>
+          <w:rFonts w:ascii="Arial" w:hAnsi="Arial" w:cs="Arial"/>
+          <w:sz w:val="24"/>
+          <w:szCs w:val="24"/>
+          <w:lang w:val="en-US"/>
+        </w:rPr>
+        <w:tab/>
+      </w:r>
+      <w:r>
+        <w:rPr>
+          <w:rFonts w:ascii="Arial" w:hAnsi="Arial" w:cs="Arial"/>
+          <w:sz w:val="24"/>
+          <w:szCs w:val="24"/>
+          <w:lang w:val="en-US"/>
+        </w:rPr>
+        <w:tab/>
+      </w:r>
+      <w:r>
+        <w:rPr>
+          <w:rFonts w:ascii="Arial" w:hAnsi="Arial" w:cs="Arial"/>
+          <w:sz w:val="24"/>
+          <w:szCs w:val="24"/>
+          <w:lang w:val="en-US"/>
+        </w:rPr>
+        <w:tab/>
+        <w:t>El Santandereano</w:t>
+      </w:r>
+      <w:r>
+        <w:rPr>
+          <w:rFonts w:ascii="Arial" w:hAnsi="Arial" w:cs="Arial"/>
+          <w:sz w:val="24"/>
+          <w:szCs w:val="24"/>
+          <w:lang w:val="en-US"/>
         </w:rPr>
         <w:br/>
-        <w:t>Representante legal</w:t>
-      </w:r>
-      <w:r>
-        <w:rPr>
-          <w:rFonts w:ascii="Arial" w:hAnsi="Arial" w:cs="Arial"/>
-          <w:sz w:val="24"/>
-          <w:szCs w:val="24"/>
+      </w:r>
+      <w:proofErr w:type="spellStart"/>
+      <w:r>
+        <w:rPr>
+          <w:rFonts w:ascii="Arial" w:hAnsi="Arial" w:cs="Arial"/>
+          <w:sz w:val="24"/>
+          <w:szCs w:val="24"/>
+          <w:lang w:val="en-US"/>
+        </w:rPr>
+        <w:t>Representante</w:t>
+      </w:r>
+      <w:proofErr w:type="spellEnd"/>
+      <w:r>
+        <w:rPr>
+          <w:rFonts w:ascii="Arial" w:hAnsi="Arial" w:cs="Arial"/>
+          <w:sz w:val="24"/>
+          <w:szCs w:val="24"/>
+          <w:lang w:val="en-US"/>
+        </w:rPr>
+        <w:t xml:space="preserve"> legal</w:t>
+      </w:r>
+      <w:r>
+        <w:rPr>
+          <w:rFonts w:ascii="Arial" w:hAnsi="Arial" w:cs="Arial"/>
+          <w:sz w:val="24"/>
+          <w:szCs w:val="24"/>
+          <w:lang w:val="en-US"/>
+        </w:rPr>
+        <w:tab/>
+      </w:r>
+      <w:r>
+        <w:rPr>
+          <w:rFonts w:ascii="Arial" w:hAnsi="Arial" w:cs="Arial"/>
+          <w:sz w:val="24"/>
+          <w:szCs w:val="24"/>
+          <w:lang w:val="en-US"/>
+        </w:rPr>
+        <w:tab/>
+      </w:r>
+      <w:r>
+        <w:rPr>
+          <w:rFonts w:ascii="Arial" w:hAnsi="Arial" w:cs="Arial"/>
+          <w:sz w:val="24"/>
+          <w:szCs w:val="24"/>
+          <w:lang w:val="en-US"/>
+        </w:rPr>
+        <w:tab/>
+      </w:r>
+      <w:r>
+        <w:rPr>
+          <w:rFonts w:ascii="Arial" w:hAnsi="Arial" w:cs="Arial"/>
+          <w:sz w:val="24"/>
+          <w:szCs w:val="24"/>
+          <w:lang w:val="en-US"/>
+        </w:rPr>
+        <w:tab/>
+      </w:r>
+      <w:r>
+        <w:rPr>
+          <w:rFonts w:ascii="Arial" w:hAnsi="Arial" w:cs="Arial"/>
+          <w:sz w:val="24"/>
+          <w:szCs w:val="24"/>
+          <w:lang w:val="en-US"/>
+        </w:rPr>
+        <w:tab/>
+      </w:r>
+      <w:r>
+        <w:rPr>
+          <w:rFonts w:ascii="Arial" w:hAnsi="Arial" w:cs="Arial"/>
+          <w:sz w:val="24"/>
+          <w:szCs w:val="24"/>
+          <w:lang w:val="en-US"/>
+        </w:rPr>
+        <w:tab/>
+        <w:t>3153865549</w:t>
+      </w:r>
+      <w:r>
+        <w:rPr>
+          <w:rFonts w:ascii="Arial" w:hAnsi="Arial" w:cs="Arial"/>
+          <w:sz w:val="24"/>
+          <w:szCs w:val="24"/>
+          <w:lang w:val="en-US"/>
         </w:rPr>
         <w:br/>
-        <w:t>Resigrass S.A.S.</w:t>
+      </w:r>
+      <w:proofErr w:type="spellStart"/>
+      <w:r>
+        <w:rPr>
+          <w:rFonts w:ascii="Arial" w:hAnsi="Arial" w:cs="Arial"/>
+          <w:sz w:val="24"/>
+          <w:szCs w:val="24"/>
+          <w:lang w:val="en-US"/>
+        </w:rPr>
+        <w:t>Resigrass</w:t>
+      </w:r>
+      <w:proofErr w:type="spellEnd"/>
+      <w:r>
+        <w:rPr>
+          <w:rFonts w:ascii="Arial" w:hAnsi="Arial" w:cs="Arial"/>
+          <w:sz w:val="24"/>
+          <w:szCs w:val="24"/>
+          <w:lang w:val="en-US"/>
+        </w:rPr>
+        <w:t xml:space="preserve"> S.A.S.</w:t>
       </w:r>
     </w:p>
     <w:sectPr>
-      <w:headerReference w:type="even" r:id="rId10"/>
-      <w:headerReference w:type="default" r:id="rId11"/>
-      <w:footerReference w:type="even" r:id="rId12"/>
-      <w:footerReference w:type="default" r:id="rId13"/>
-      <w:headerReference w:type="first" r:id="rId14"/>
-      <w:footerReference w:type="first" r:id="rId15"/>
+      <w:type w:val="continuous"/>
       <w:pgSz w:w="12240" w:h="15840"/>
       <w:pgMar w:top="1417" w:right="1701" w:bottom="1417" w:left="1701" w:header="708" w:footer="708" w:gutter="0"/>
-      <w:cols w:space="708"/>
+      <w:cols w:space="708" w:num="2"/>
       <w:docGrid w:linePitch="360"/>
     </w:sectPr>
   </w:body>
@@ -1290,7 +1336,7 @@
 </file>
 
 <file path=word/endnotes.xml><?xml version="1.0" encoding="utf-8"?>
-<w:endnotes xmlns:wpc="http://schemas.microsoft.com/office/word/2010/wordprocessingCanvas" xmlns:cx="http://schemas.microsoft.com/office/drawing/2014/chartex" xmlns:cx1="http://schemas.microsoft.com/office/drawing/2015/9/8/chartex" xmlns:cx2="http://schemas.microsoft.com/office/drawing/2015/10/21/chartex" xmlns:cx3="http://schemas.microsoft.com/office/drawing/2016/5/9/chartex" xmlns:cx4="http://schemas.microsoft.com/office/drawing/2016/5/10/chartex" xmlns:cx5="http://schemas.microsoft.com/office/drawing/2016/5/11/chartex" xmlns:cx6="http://schemas.microsoft.com/office/drawing/2016/5/12/chartex" xmlns:cx7="http://schemas.microsoft.com/office/drawing/2016/5/13/chartex" xmlns:cx8="http://schemas.microsoft.com/office/drawing/2016/5/14/chartex" xmlns:mc="http://schemas.openxmlformats.org/markup-compatibility/2006" xmlns:aink="http://schemas.microsoft.com/office/drawing/2016/ink" xmlns:am3d="http://schemas.microsoft.com/office/drawing/2017/model3d" xmlns:o="urn:schemas-microsoft-com:office:office" xmlns:oel="http://schemas.microsoft.com/office/2019/extlst" xmlns:r="http://schemas.openxmlformats.org/officeDocument/2006/relationships" xmlns:m="http://schemas.openxmlformats.org/officeDocument/2006/math" xmlns:v="urn:schemas-microsoft-com:vml" xmlns:wp14="http://schemas.microsoft.com/office/word/2010/wordprocessingDrawing" xmlns:wp="http://schemas.openxmlformats.org/drawingml/2006/wordprocessingDrawing" xmlns:w10="urn:schemas-microsoft-com:office:word" xmlns:w="http://schemas.openxmlformats.org/wordprocessingml/2006/main" xmlns:w14="http://schemas.microsoft.com/office/word/2010/wordml" xmlns:w15="http://schemas.microsoft.com/office/word/2012/wordml" xmlns:w16cex="http://schemas.microsoft.com/office/word/2018/wordml/cex" xmlns:w16cid="http://schemas.microsoft.com/office/word/2016/wordml/cid" xmlns:w16="http://schemas.microsoft.com/office/word/2018/wordml" xmlns:w16sdtdh="http://schemas.microsoft.com/office/word/2020/wordml/sdtdatahash" xmlns:w16se="http://schemas.microsoft.com/office/word/2015/wordml/symex" xmlns:wpg="http://schemas.microsoft.com/office/word/2010/wordprocessingGroup" xmlns:wpi="http://schemas.microsoft.com/office/word/2010/wordprocessingInk" xmlns:wne="http://schemas.microsoft.com/office/word/2006/wordml" xmlns:wps="http://schemas.microsoft.com/office/word/2010/wordprocessingShape" mc:Ignorable="w14 w15 w16se w16cid w16 w16cex w16sdtdh wp14">
+<w:endnotes xmlns:wpc="http://schemas.microsoft.com/office/word/2010/wordprocessingCanvas" xmlns:cx="http://schemas.microsoft.com/office/drawing/2014/chartex" xmlns:cx1="http://schemas.microsoft.com/office/drawing/2015/9/8/chartex" xmlns:cx2="http://schemas.microsoft.com/office/drawing/2015/10/21/chartex" xmlns:cx3="http://schemas.microsoft.com/office/drawing/2016/5/9/chartex" xmlns:cx4="http://schemas.microsoft.com/office/drawing/2016/5/10/chartex" xmlns:cx5="http://schemas.microsoft.com/office/drawing/2016/5/11/chartex" xmlns:cx6="http://schemas.microsoft.com/office/drawing/2016/5/12/chartex" xmlns:cx7="http://schemas.microsoft.com/office/drawing/2016/5/13/chartex" xmlns:cx8="http://schemas.microsoft.com/office/drawing/2016/5/14/chartex" xmlns:mc="http://schemas.openxmlformats.org/markup-compatibility/2006" xmlns:aink="http://schemas.microsoft.com/office/drawing/2016/ink" xmlns:am3d="http://schemas.microsoft.com/office/drawing/2017/model3d" xmlns:o="urn:schemas-microsoft-com:office:office" xmlns:oel="http://schemas.microsoft.com/office/2019/extlst" xmlns:r="http://schemas.openxmlformats.org/officeDocument/2006/relationships" xmlns:m="http://schemas.openxmlformats.org/officeDocument/2006/math" xmlns:v="urn:schemas-microsoft-com:vml" xmlns:wp14="http://schemas.microsoft.com/office/word/2010/wordprocessingDrawing" xmlns:wp="http://schemas.openxmlformats.org/drawingml/2006/wordprocessingDrawing" xmlns:w10="urn:schemas-microsoft-com:office:word" xmlns:w="http://schemas.openxmlformats.org/wordprocessingml/2006/main" xmlns:w14="http://schemas.microsoft.com/office/word/2010/wordml" xmlns:w15="http://schemas.microsoft.com/office/word/2012/wordml" xmlns:w16cex="http://schemas.microsoft.com/office/word/2018/wordml/cex" xmlns:w16cid="http://schemas.microsoft.com/office/word/2016/wordml/cid" xmlns:w16="http://schemas.microsoft.com/office/word/2018/wordml" xmlns:w16du="http://schemas.microsoft.com/office/word/2023/wordml/word16du" xmlns:w16sdtdh="http://schemas.microsoft.com/office/word/2020/wordml/sdtdatahash" xmlns:w16se="http://schemas.microsoft.com/office/word/2015/wordml/symex" xmlns:wpg="http://schemas.microsoft.com/office/word/2010/wordprocessingGroup" xmlns:wpi="http://schemas.microsoft.com/office/word/2010/wordprocessingInk" xmlns:wne="http://schemas.microsoft.com/office/word/2006/wordml" xmlns:wps="http://schemas.microsoft.com/office/word/2010/wordprocessingShape" mc:Ignorable="w14 w15 w16se w16cid w16 w16cex w16sdtdh w16du wp14">
   <w:endnote w:type="separator" w:id="-1">
     <w:p>
       <w:pPr>
@@ -1314,122 +1360,8 @@
 </w:endnotes>
 </file>
 
-<file path=word/footer1.xml><?xml version="1.0" encoding="utf-8"?>
-<w:ftr xmlns:wpc="http://schemas.microsoft.com/office/word/2010/wordprocessingCanvas" xmlns:cx="http://schemas.microsoft.com/office/drawing/2014/chartex" xmlns:cx1="http://schemas.microsoft.com/office/drawing/2015/9/8/chartex" xmlns:cx2="http://schemas.microsoft.com/office/drawing/2015/10/21/chartex" xmlns:cx3="http://schemas.microsoft.com/office/drawing/2016/5/9/chartex" xmlns:cx4="http://schemas.microsoft.com/office/drawing/2016/5/10/chartex" xmlns:cx5="http://schemas.microsoft.com/office/drawing/2016/5/11/chartex" xmlns:cx6="http://schemas.microsoft.com/office/drawing/2016/5/12/chartex" xmlns:cx7="http://schemas.microsoft.com/office/drawing/2016/5/13/chartex" xmlns:cx8="http://schemas.microsoft.com/office/drawing/2016/5/14/chartex" xmlns:mc="http://schemas.openxmlformats.org/markup-compatibility/2006" xmlns:aink="http://schemas.microsoft.com/office/drawing/2016/ink" xmlns:am3d="http://schemas.microsoft.com/office/drawing/2017/model3d" xmlns:o="urn:schemas-microsoft-com:office:office" xmlns:oel="http://schemas.microsoft.com/office/2019/extlst" xmlns:r="http://schemas.openxmlformats.org/officeDocument/2006/relationships" xmlns:m="http://schemas.openxmlformats.org/officeDocument/2006/math" xmlns:v="urn:schemas-microsoft-com:vml" xmlns:wp14="http://schemas.microsoft.com/office/word/2010/wordprocessingDrawing" xmlns:wp="http://schemas.openxmlformats.org/drawingml/2006/wordprocessingDrawing" xmlns:w10="urn:schemas-microsoft-com:office:word" xmlns:w="http://schemas.openxmlformats.org/wordprocessingml/2006/main" xmlns:w14="http://schemas.microsoft.com/office/word/2010/wordml" xmlns:w15="http://schemas.microsoft.com/office/word/2012/wordml" xmlns:w16cex="http://schemas.microsoft.com/office/word/2018/wordml/cex" xmlns:w16cid="http://schemas.microsoft.com/office/word/2016/wordml/cid" xmlns:w16="http://schemas.microsoft.com/office/word/2018/wordml" xmlns:w16sdtdh="http://schemas.microsoft.com/office/word/2020/wordml/sdtdatahash" xmlns:w16se="http://schemas.microsoft.com/office/word/2015/wordml/symex" xmlns:wpg="http://schemas.microsoft.com/office/word/2010/wordprocessingGroup" xmlns:wpi="http://schemas.microsoft.com/office/word/2010/wordprocessingInk" xmlns:wne="http://schemas.microsoft.com/office/word/2006/wordml" xmlns:wps="http://schemas.microsoft.com/office/word/2010/wordprocessingShape" mc:Ignorable="w14 w15 w16se w16cid w16 w16cex w16sdtdh wp14">
-  <w:p>
-    <w:pPr>
-      <w:pStyle w:val="Piedepgina"/>
-    </w:pPr>
-  </w:p>
-</w:ftr>
-</file>
-
-<file path=word/footer2.xml><?xml version="1.0" encoding="utf-8"?>
-<w:ftr xmlns:wpc="http://schemas.microsoft.com/office/word/2010/wordprocessingCanvas" xmlns:cx="http://schemas.microsoft.com/office/drawing/2014/chartex" xmlns:cx1="http://schemas.microsoft.com/office/drawing/2015/9/8/chartex" xmlns:cx2="http://schemas.microsoft.com/office/drawing/2015/10/21/chartex" xmlns:cx3="http://schemas.microsoft.com/office/drawing/2016/5/9/chartex" xmlns:cx4="http://schemas.microsoft.com/office/drawing/2016/5/10/chartex" xmlns:cx5="http://schemas.microsoft.com/office/drawing/2016/5/11/chartex" xmlns:cx6="http://schemas.microsoft.com/office/drawing/2016/5/12/chartex" xmlns:cx7="http://schemas.microsoft.com/office/drawing/2016/5/13/chartex" xmlns:cx8="http://schemas.microsoft.com/office/drawing/2016/5/14/chartex" xmlns:mc="http://schemas.openxmlformats.org/markup-compatibility/2006" xmlns:aink="http://schemas.microsoft.com/office/drawing/2016/ink" xmlns:am3d="http://schemas.microsoft.com/office/drawing/2017/model3d" xmlns:o="urn:schemas-microsoft-com:office:office" xmlns:oel="http://schemas.microsoft.com/office/2019/extlst" xmlns:r="http://schemas.openxmlformats.org/officeDocument/2006/relationships" xmlns:m="http://schemas.openxmlformats.org/officeDocument/2006/math" xmlns:v="urn:schemas-microsoft-com:vml" xmlns:wp14="http://schemas.microsoft.com/office/word/2010/wordprocessingDrawing" xmlns:wp="http://schemas.openxmlformats.org/drawingml/2006/wordprocessingDrawing" xmlns:w10="urn:schemas-microsoft-com:office:word" xmlns:w="http://schemas.openxmlformats.org/wordprocessingml/2006/main" xmlns:w14="http://schemas.microsoft.com/office/word/2010/wordml" xmlns:w15="http://schemas.microsoft.com/office/word/2012/wordml" xmlns:w16cex="http://schemas.microsoft.com/office/word/2018/wordml/cex" xmlns:w16cid="http://schemas.microsoft.com/office/word/2016/wordml/cid" xmlns:w16="http://schemas.microsoft.com/office/word/2018/wordml" xmlns:w16sdtdh="http://schemas.microsoft.com/office/word/2020/wordml/sdtdatahash" xmlns:w16se="http://schemas.microsoft.com/office/word/2015/wordml/symex" xmlns:wpg="http://schemas.microsoft.com/office/word/2010/wordprocessingGroup" xmlns:wpi="http://schemas.microsoft.com/office/word/2010/wordprocessingInk" xmlns:wne="http://schemas.microsoft.com/office/word/2006/wordml" xmlns:wps="http://schemas.microsoft.com/office/word/2010/wordprocessingShape" mc:Ignorable="w14 w15 w16se w16cid w16 w16cex w16sdtdh wp14">
-  <w:p>
-    <w:pPr>
-      <w:pStyle w:val="Piedepgina"/>
-      <w:tabs>
-        <w:tab w:val="clear" w:pos="4252"/>
-        <w:tab w:val="clear" w:pos="8504"/>
-        <w:tab w:val="left" w:pos="6480"/>
-      </w:tabs>
-    </w:pPr>
-    <w:r>
-      <w:rPr>
-        <w:noProof/>
-      </w:rPr>
-      <mc:AlternateContent>
-        <mc:Choice Requires="wps">
-          <w:drawing>
-            <wp:anchor distT="0" distB="0" distL="114300" distR="114300" simplePos="0" relativeHeight="251660288" behindDoc="0" locked="0" layoutInCell="1" allowOverlap="1" wp14:anchorId="00D397C8" wp14:editId="54BCDCAB">
-              <wp:simplePos x="0" y="0"/>
-              <wp:positionH relativeFrom="column">
-                <wp:posOffset>3901440</wp:posOffset>
-              </wp:positionH>
-              <wp:positionV relativeFrom="paragraph">
-                <wp:posOffset>-1341755</wp:posOffset>
-              </wp:positionV>
-              <wp:extent cx="809625" cy="114300"/>
-              <wp:effectExtent l="0" t="0" r="28575" b="19050"/>
-              <wp:wrapNone/>
-              <wp:docPr id="1870575141" name="Rectángulo 2"/>
-              <wp:cNvGraphicFramePr/>
-              <a:graphic xmlns:a="http://schemas.openxmlformats.org/drawingml/2006/main">
-                <a:graphicData uri="http://schemas.microsoft.com/office/word/2010/wordprocessingShape">
-                  <wps:wsp>
-                    <wps:cNvSpPr/>
-                    <wps:spPr>
-                      <a:xfrm>
-                        <a:off x="0" y="0"/>
-                        <a:ext cx="809625" cy="114300"/>
-                      </a:xfrm>
-                      <a:prstGeom prst="rect">
-                        <a:avLst/>
-                      </a:prstGeom>
-                      <a:solidFill>
-                        <a:schemeClr val="bg1"/>
-                      </a:solidFill>
-                      <a:ln>
-                        <a:solidFill>
-                          <a:schemeClr val="bg1"/>
-                        </a:solidFill>
-                      </a:ln>
-                    </wps:spPr>
-                    <wps:style>
-                      <a:lnRef idx="2">
-                        <a:schemeClr val="accent1">
-                          <a:shade val="15000"/>
-                        </a:schemeClr>
-                      </a:lnRef>
-                      <a:fillRef idx="1">
-                        <a:schemeClr val="accent1"/>
-                      </a:fillRef>
-                      <a:effectRef idx="0">
-                        <a:schemeClr val="accent1"/>
-                      </a:effectRef>
-                      <a:fontRef idx="minor">
-                        <a:schemeClr val="lt1"/>
-                      </a:fontRef>
-                    </wps:style>
-                    <wps:bodyPr rot="0" spcFirstLastPara="0" vertOverflow="overflow" horzOverflow="overflow" vert="horz" wrap="square" lIns="91440" tIns="45720" rIns="91440" bIns="45720" numCol="1" spcCol="0" rtlCol="0" fromWordArt="0" anchor="ctr" anchorCtr="0" forceAA="0" compatLnSpc="1">
-                      <a:prstTxWarp prst="textNoShape">
-                        <a:avLst/>
-                      </a:prstTxWarp>
-                      <a:noAutofit/>
-                    </wps:bodyPr>
-                  </wps:wsp>
-                </a:graphicData>
-              </a:graphic>
-            </wp:anchor>
-          </w:drawing>
-        </mc:Choice>
-        <mc:Fallback xmlns:w16du="http://schemas.microsoft.com/office/word/2023/wordml/word16du">
-          <w:pict>
-            <v:rect w14:anchorId="5D2F4A3C" id="Rectángulo 2" o:spid="_x0000_s1026" style="position:absolute;margin-left:307.2pt;margin-top:-105.65pt;width:63.75pt;height:9pt;z-index:251660288;visibility:visible;mso-wrap-style:square;mso-wrap-distance-left:9pt;mso-wrap-distance-top:0;mso-wrap-distance-right:9pt;mso-wrap-distance-bottom:0;mso-position-horizontal:absolute;mso-position-horizontal-relative:text;mso-position-vertical:absolute;mso-position-vertical-relative:text;v-text-anchor:middle" o:gfxdata="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" fillcolor="white [3212]" strokecolor="white [3212]" strokeweight="2pt"/>
-          </w:pict>
-        </mc:Fallback>
-      </mc:AlternateContent>
-    </w:r>
-    <w:r>
-      <w:tab/>
-    </w:r>
-  </w:p>
-</w:ftr>
-</file>
-
-<file path=word/footer3.xml><?xml version="1.0" encoding="utf-8"?>
-<w:ftr xmlns:wpc="http://schemas.microsoft.com/office/word/2010/wordprocessingCanvas" xmlns:cx="http://schemas.microsoft.com/office/drawing/2014/chartex" xmlns:cx1="http://schemas.microsoft.com/office/drawing/2015/9/8/chartex" xmlns:cx2="http://schemas.microsoft.com/office/drawing/2015/10/21/chartex" xmlns:cx3="http://schemas.microsoft.com/office/drawing/2016/5/9/chartex" xmlns:cx4="http://schemas.microsoft.com/office/drawing/2016/5/10/chartex" xmlns:cx5="http://schemas.microsoft.com/office/drawing/2016/5/11/chartex" xmlns:cx6="http://schemas.microsoft.com/office/drawing/2016/5/12/chartex" xmlns:cx7="http://schemas.microsoft.com/office/drawing/2016/5/13/chartex" xmlns:cx8="http://schemas.microsoft.com/office/drawing/2016/5/14/chartex" xmlns:mc="http://schemas.openxmlformats.org/markup-compatibility/2006" xmlns:aink="http://schemas.microsoft.com/office/drawing/2016/ink" xmlns:am3d="http://schemas.microsoft.com/office/drawing/2017/model3d" xmlns:o="urn:schemas-microsoft-com:office:office" xmlns:oel="http://schemas.microsoft.com/office/2019/extlst" xmlns:r="http://schemas.openxmlformats.org/officeDocument/2006/relationships" xmlns:m="http://schemas.openxmlformats.org/officeDocument/2006/math" xmlns:v="urn:schemas-microsoft-com:vml" xmlns:wp14="http://schemas.microsoft.com/office/word/2010/wordprocessingDrawing" xmlns:wp="http://schemas.openxmlformats.org/drawingml/2006/wordprocessingDrawing" xmlns:w10="urn:schemas-microsoft-com:office:word" xmlns:w="http://schemas.openxmlformats.org/wordprocessingml/2006/main" xmlns:w14="http://schemas.microsoft.com/office/word/2010/wordml" xmlns:w15="http://schemas.microsoft.com/office/word/2012/wordml" xmlns:w16cex="http://schemas.microsoft.com/office/word/2018/wordml/cex" xmlns:w16cid="http://schemas.microsoft.com/office/word/2016/wordml/cid" xmlns:w16="http://schemas.microsoft.com/office/word/2018/wordml" xmlns:w16sdtdh="http://schemas.microsoft.com/office/word/2020/wordml/sdtdatahash" xmlns:w16se="http://schemas.microsoft.com/office/word/2015/wordml/symex" xmlns:wpg="http://schemas.microsoft.com/office/word/2010/wordprocessingGroup" xmlns:wpi="http://schemas.microsoft.com/office/word/2010/wordprocessingInk" xmlns:wne="http://schemas.microsoft.com/office/word/2006/wordml" xmlns:wps="http://schemas.microsoft.com/office/word/2010/wordprocessingShape" mc:Ignorable="w14 w15 w16se w16cid w16 w16cex w16sdtdh wp14">
-  <w:p>
-    <w:pPr>
-      <w:pStyle w:val="Piedepgina"/>
-    </w:pPr>
-  </w:p>
-</w:ftr>
-</file>
-
 <file path=word/footnotes.xml><?xml version="1.0" encoding="utf-8"?>
-<w:footnotes xmlns:wpc="http://schemas.microsoft.com/office/word/2010/wordprocessingCanvas" xmlns:cx="http://schemas.microsoft.com/office/drawing/2014/chartex" xmlns:cx1="http://schemas.microsoft.com/office/drawing/2015/9/8/chartex" xmlns:cx2="http://schemas.microsoft.com/office/drawing/2015/10/21/chartex" xmlns:cx3="http://schemas.microsoft.com/office/drawing/2016/5/9/chartex" xmlns:cx4="http://schemas.microsoft.com/office/drawing/2016/5/10/chartex" xmlns:cx5="http://schemas.microsoft.com/office/drawing/2016/5/11/chartex" xmlns:cx6="http://schemas.microsoft.com/office/drawing/2016/5/12/chartex" xmlns:cx7="http://schemas.microsoft.com/office/drawing/2016/5/13/chartex" xmlns:cx8="http://schemas.microsoft.com/office/drawing/2016/5/14/chartex" xmlns:mc="http://schemas.openxmlformats.org/markup-compatibility/2006" xmlns:aink="http://schemas.microsoft.com/office/drawing/2016/ink" xmlns:am3d="http://schemas.microsoft.com/office/drawing/2017/model3d" xmlns:o="urn:schemas-microsoft-com:office:office" xmlns:oel="http://schemas.microsoft.com/office/2019/extlst" xmlns:r="http://schemas.openxmlformats.org/officeDocument/2006/relationships" xmlns:m="http://schemas.openxmlformats.org/officeDocument/2006/math" xmlns:v="urn:schemas-microsoft-com:vml" xmlns:wp14="http://schemas.microsoft.com/office/word/2010/wordprocessingDrawing" xmlns:wp="http://schemas.openxmlformats.org/drawingml/2006/wordprocessingDrawing" xmlns:w10="urn:schemas-microsoft-com:office:word" xmlns:w="http://schemas.openxmlformats.org/wordprocessingml/2006/main" xmlns:w14="http://schemas.microsoft.com/office/word/2010/wordml" xmlns:w15="http://schemas.microsoft.com/office/word/2012/wordml" xmlns:w16cex="http://schemas.microsoft.com/office/word/2018/wordml/cex" xmlns:w16cid="http://schemas.microsoft.com/office/word/2016/wordml/cid" xmlns:w16="http://schemas.microsoft.com/office/word/2018/wordml" xmlns:w16sdtdh="http://schemas.microsoft.com/office/word/2020/wordml/sdtdatahash" xmlns:w16se="http://schemas.microsoft.com/office/word/2015/wordml/symex" xmlns:wpg="http://schemas.microsoft.com/office/word/2010/wordprocessingGroup" xmlns:wpi="http://schemas.microsoft.com/office/word/2010/wordprocessingInk" xmlns:wne="http://schemas.microsoft.com/office/word/2006/wordml" xmlns:wps="http://schemas.microsoft.com/office/word/2010/wordprocessingShape" mc:Ignorable="w14 w15 w16se w16cid w16 w16cex w16sdtdh wp14">
+<w:footnotes xmlns:wpc="http://schemas.microsoft.com/office/word/2010/wordprocessingCanvas" xmlns:cx="http://schemas.microsoft.com/office/drawing/2014/chartex" xmlns:cx1="http://schemas.microsoft.com/office/drawing/2015/9/8/chartex" xmlns:cx2="http://schemas.microsoft.com/office/drawing/2015/10/21/chartex" xmlns:cx3="http://schemas.microsoft.com/office/drawing/2016/5/9/chartex" xmlns:cx4="http://schemas.microsoft.com/office/drawing/2016/5/10/chartex" xmlns:cx5="http://schemas.microsoft.com/office/drawing/2016/5/11/chartex" xmlns:cx6="http://schemas.microsoft.com/office/drawing/2016/5/12/chartex" xmlns:cx7="http://schemas.microsoft.com/office/drawing/2016/5/13/chartex" xmlns:cx8="http://schemas.microsoft.com/office/drawing/2016/5/14/chartex" xmlns:mc="http://schemas.openxmlformats.org/markup-compatibility/2006" xmlns:aink="http://schemas.microsoft.com/office/drawing/2016/ink" xmlns:am3d="http://schemas.microsoft.com/office/drawing/2017/model3d" xmlns:o="urn:schemas-microsoft-com:office:office" xmlns:oel="http://schemas.microsoft.com/office/2019/extlst" xmlns:r="http://schemas.openxmlformats.org/officeDocument/2006/relationships" xmlns:m="http://schemas.openxmlformats.org/officeDocument/2006/math" xmlns:v="urn:schemas-microsoft-com:vml" xmlns:wp14="http://schemas.microsoft.com/office/word/2010/wordprocessingDrawing" xmlns:wp="http://schemas.openxmlformats.org/drawingml/2006/wordprocessingDrawing" xmlns:w10="urn:schemas-microsoft-com:office:word" xmlns:w="http://schemas.openxmlformats.org/wordprocessingml/2006/main" xmlns:w14="http://schemas.microsoft.com/office/word/2010/wordml" xmlns:w15="http://schemas.microsoft.com/office/word/2012/wordml" xmlns:w16cex="http://schemas.microsoft.com/office/word/2018/wordml/cex" xmlns:w16cid="http://schemas.microsoft.com/office/word/2016/wordml/cid" xmlns:w16="http://schemas.microsoft.com/office/word/2018/wordml" xmlns:w16du="http://schemas.microsoft.com/office/word/2023/wordml/word16du" xmlns:w16sdtdh="http://schemas.microsoft.com/office/word/2020/wordml/sdtdatahash" xmlns:w16se="http://schemas.microsoft.com/office/word/2015/wordml/symex" xmlns:wpg="http://schemas.microsoft.com/office/word/2010/wordprocessingGroup" xmlns:wpi="http://schemas.microsoft.com/office/word/2010/wordprocessingInk" xmlns:wne="http://schemas.microsoft.com/office/word/2006/wordml" xmlns:wps="http://schemas.microsoft.com/office/word/2010/wordprocessingShape" mc:Ignorable="w14 w15 w16se w16cid w16 w16cex w16sdtdh w16du wp14">
   <w:footnote w:type="separator" w:id="-1">
     <w:p>
       <w:pPr>
@@ -1454,17 +1386,7 @@
 </file>
 
 <file path=word/header1.xml><?xml version="1.0" encoding="utf-8"?>
-<w:hdr xmlns:wpc="http://schemas.microsoft.com/office/word/2010/wordprocessingCanvas" xmlns:cx="http://schemas.microsoft.com/office/drawing/2014/chartex" xmlns:cx1="http://schemas.microsoft.com/office/drawing/2015/9/8/chartex" xmlns:cx2="http://schemas.microsoft.com/office/drawing/2015/10/21/chartex" xmlns:cx3="http://schemas.microsoft.com/office/drawing/2016/5/9/chartex" xmlns:cx4="http://schemas.microsoft.com/office/drawing/2016/5/10/chartex" xmlns:cx5="http://schemas.microsoft.com/office/drawing/2016/5/11/chartex" xmlns:cx6="http://schemas.microsoft.com/office/drawing/2016/5/12/chartex" xmlns:cx7="http://schemas.microsoft.com/office/drawing/2016/5/13/chartex" xmlns:cx8="http://schemas.microsoft.com/office/drawing/2016/5/14/chartex" xmlns:mc="http://schemas.openxmlformats.org/markup-compatibility/2006" xmlns:aink="http://schemas.microsoft.com/office/drawing/2016/ink" xmlns:am3d="http://schemas.microsoft.com/office/drawing/2017/model3d" xmlns:o="urn:schemas-microsoft-com:office:office" xmlns:oel="http://schemas.microsoft.com/office/2019/extlst" xmlns:r="http://schemas.openxmlformats.org/officeDocument/2006/relationships" xmlns:m="http://schemas.openxmlformats.org/officeDocument/2006/math" xmlns:v="urn:schemas-microsoft-com:vml" xmlns:wp14="http://schemas.microsoft.com/office/word/2010/wordprocessingDrawing" xmlns:wp="http://schemas.openxmlformats.org/drawingml/2006/wordprocessingDrawing" xmlns:w10="urn:schemas-microsoft-com:office:word" xmlns:w="http://schemas.openxmlformats.org/wordprocessingml/2006/main" xmlns:w14="http://schemas.microsoft.com/office/word/2010/wordml" xmlns:w15="http://schemas.microsoft.com/office/word/2012/wordml" xmlns:w16cex="http://schemas.microsoft.com/office/word/2018/wordml/cex" xmlns:w16cid="http://schemas.microsoft.com/office/word/2016/wordml/cid" xmlns:w16="http://schemas.microsoft.com/office/word/2018/wordml" xmlns:w16sdtdh="http://schemas.microsoft.com/office/word/2020/wordml/sdtdatahash" xmlns:w16se="http://schemas.microsoft.com/office/word/2015/wordml/symex" xmlns:wpg="http://schemas.microsoft.com/office/word/2010/wordprocessingGroup" xmlns:wpi="http://schemas.microsoft.com/office/word/2010/wordprocessingInk" xmlns:wne="http://schemas.microsoft.com/office/word/2006/wordml" xmlns:wps="http://schemas.microsoft.com/office/word/2010/wordprocessingShape" mc:Ignorable="w14 w15 w16se w16cid w16 w16cex w16sdtdh wp14">
-  <w:p>
-    <w:pPr>
-      <w:pStyle w:val="Encabezado"/>
-    </w:pPr>
-  </w:p>
-</w:hdr>
-</file>
-
-<file path=word/header2.xml><?xml version="1.0" encoding="utf-8"?>
-<w:hdr xmlns:wpc="http://schemas.microsoft.com/office/word/2010/wordprocessingCanvas" xmlns:cx="http://schemas.microsoft.com/office/drawing/2014/chartex" xmlns:cx1="http://schemas.microsoft.com/office/drawing/2015/9/8/chartex" xmlns:cx2="http://schemas.microsoft.com/office/drawing/2015/10/21/chartex" xmlns:cx3="http://schemas.microsoft.com/office/drawing/2016/5/9/chartex" xmlns:cx4="http://schemas.microsoft.com/office/drawing/2016/5/10/chartex" xmlns:cx5="http://schemas.microsoft.com/office/drawing/2016/5/11/chartex" xmlns:cx6="http://schemas.microsoft.com/office/drawing/2016/5/12/chartex" xmlns:cx7="http://schemas.microsoft.com/office/drawing/2016/5/13/chartex" xmlns:cx8="http://schemas.microsoft.com/office/drawing/2016/5/14/chartex" xmlns:mc="http://schemas.openxmlformats.org/markup-compatibility/2006" xmlns:aink="http://schemas.microsoft.com/office/drawing/2016/ink" xmlns:am3d="http://schemas.microsoft.com/office/drawing/2017/model3d" xmlns:o="urn:schemas-microsoft-com:office:office" xmlns:oel="http://schemas.microsoft.com/office/2019/extlst" xmlns:r="http://schemas.openxmlformats.org/officeDocument/2006/relationships" xmlns:m="http://schemas.openxmlformats.org/officeDocument/2006/math" xmlns:v="urn:schemas-microsoft-com:vml" xmlns:wp14="http://schemas.microsoft.com/office/word/2010/wordprocessingDrawing" xmlns:wp="http://schemas.openxmlformats.org/drawingml/2006/wordprocessingDrawing" xmlns:w10="urn:schemas-microsoft-com:office:word" xmlns:w="http://schemas.openxmlformats.org/wordprocessingml/2006/main" xmlns:w14="http://schemas.microsoft.com/office/word/2010/wordml" xmlns:w15="http://schemas.microsoft.com/office/word/2012/wordml" xmlns:w16cex="http://schemas.microsoft.com/office/word/2018/wordml/cex" xmlns:w16cid="http://schemas.microsoft.com/office/word/2016/wordml/cid" xmlns:w16="http://schemas.microsoft.com/office/word/2018/wordml" xmlns:w16sdtdh="http://schemas.microsoft.com/office/word/2020/wordml/sdtdatahash" xmlns:w16se="http://schemas.microsoft.com/office/word/2015/wordml/symex" xmlns:wpg="http://schemas.microsoft.com/office/word/2010/wordprocessingGroup" xmlns:wpi="http://schemas.microsoft.com/office/word/2010/wordprocessingInk" xmlns:wne="http://schemas.microsoft.com/office/word/2006/wordml" xmlns:wps="http://schemas.microsoft.com/office/word/2010/wordprocessingShape" mc:Ignorable="w14 w15 w16se w16cid w16 w16cex w16sdtdh wp14">
+<w:hdr xmlns:wpc="http://schemas.microsoft.com/office/word/2010/wordprocessingCanvas" xmlns:cx="http://schemas.microsoft.com/office/drawing/2014/chartex" xmlns:cx1="http://schemas.microsoft.com/office/drawing/2015/9/8/chartex" xmlns:cx2="http://schemas.microsoft.com/office/drawing/2015/10/21/chartex" xmlns:cx3="http://schemas.microsoft.com/office/drawing/2016/5/9/chartex" xmlns:cx4="http://schemas.microsoft.com/office/drawing/2016/5/10/chartex" xmlns:cx5="http://schemas.microsoft.com/office/drawing/2016/5/11/chartex" xmlns:cx6="http://schemas.microsoft.com/office/drawing/2016/5/12/chartex" xmlns:cx7="http://schemas.microsoft.com/office/drawing/2016/5/13/chartex" xmlns:cx8="http://schemas.microsoft.com/office/drawing/2016/5/14/chartex" xmlns:mc="http://schemas.openxmlformats.org/markup-compatibility/2006" xmlns:aink="http://schemas.microsoft.com/office/drawing/2016/ink" xmlns:am3d="http://schemas.microsoft.com/office/drawing/2017/model3d" xmlns:o="urn:schemas-microsoft-com:office:office" xmlns:oel="http://schemas.microsoft.com/office/2019/extlst" xmlns:r="http://schemas.openxmlformats.org/officeDocument/2006/relationships" xmlns:m="http://schemas.openxmlformats.org/officeDocument/2006/math" xmlns:v="urn:schemas-microsoft-com:vml" xmlns:wp14="http://schemas.microsoft.com/office/word/2010/wordprocessingDrawing" xmlns:wp="http://schemas.openxmlformats.org/drawingml/2006/wordprocessingDrawing" xmlns:w10="urn:schemas-microsoft-com:office:word" xmlns:w="http://schemas.openxmlformats.org/wordprocessingml/2006/main" xmlns:w14="http://schemas.microsoft.com/office/word/2010/wordml" xmlns:w15="http://schemas.microsoft.com/office/word/2012/wordml" xmlns:w16cex="http://schemas.microsoft.com/office/word/2018/wordml/cex" xmlns:w16cid="http://schemas.microsoft.com/office/word/2016/wordml/cid" xmlns:w16="http://schemas.microsoft.com/office/word/2018/wordml" xmlns:w16du="http://schemas.microsoft.com/office/word/2023/wordml/word16du" xmlns:w16sdtdh="http://schemas.microsoft.com/office/word/2020/wordml/sdtdatahash" xmlns:w16se="http://schemas.microsoft.com/office/word/2015/wordml/symex" xmlns:wpg="http://schemas.microsoft.com/office/word/2010/wordprocessingGroup" xmlns:wpi="http://schemas.microsoft.com/office/word/2010/wordprocessingInk" xmlns:wne="http://schemas.microsoft.com/office/word/2006/wordml" xmlns:wps="http://schemas.microsoft.com/office/word/2010/wordprocessingShape" mc:Ignorable="w14 w15 w16se w16cid w16 w16cex w16sdtdh w16du wp14">
   <w:p>
     <w:pPr>
       <w:pStyle w:val="Encabezado"/>
@@ -1472,10 +1394,10 @@
     <w:r>
       <w:rPr>
         <w:noProof/>
-        <w:lang w:val="es-ES" w:eastAsia="es-ES"/>
+        <w:lang w:eastAsia="es-ES"/>
       </w:rPr>
       <w:drawing>
-        <wp:anchor distT="0" distB="0" distL="114300" distR="114300" simplePos="0" relativeHeight="251658240" behindDoc="1" locked="0" layoutInCell="1" allowOverlap="1" wp14:anchorId="69BBC0CF" wp14:editId="4A216B6C">
+        <wp:anchor distT="0" distB="0" distL="114300" distR="114300" simplePos="0" relativeHeight="251658240" behindDoc="1" locked="0" layoutInCell="1" allowOverlap="1" wp14:anchorId="69BBC0CF" wp14:editId="62E0BA03">
           <wp:simplePos x="0" y="0"/>
           <wp:positionH relativeFrom="column">
             <wp:posOffset>-1079297</wp:posOffset>
@@ -1527,18 +1449,8 @@
 </w:hdr>
 </file>
 
-<file path=word/header3.xml><?xml version="1.0" encoding="utf-8"?>
-<w:hdr xmlns:wpc="http://schemas.microsoft.com/office/word/2010/wordprocessingCanvas" xmlns:cx="http://schemas.microsoft.com/office/drawing/2014/chartex" xmlns:cx1="http://schemas.microsoft.com/office/drawing/2015/9/8/chartex" xmlns:cx2="http://schemas.microsoft.com/office/drawing/2015/10/21/chartex" xmlns:cx3="http://schemas.microsoft.com/office/drawing/2016/5/9/chartex" xmlns:cx4="http://schemas.microsoft.com/office/drawing/2016/5/10/chartex" xmlns:cx5="http://schemas.microsoft.com/office/drawing/2016/5/11/chartex" xmlns:cx6="http://schemas.microsoft.com/office/drawing/2016/5/12/chartex" xmlns:cx7="http://schemas.microsoft.com/office/drawing/2016/5/13/chartex" xmlns:cx8="http://schemas.microsoft.com/office/drawing/2016/5/14/chartex" xmlns:mc="http://schemas.openxmlformats.org/markup-compatibility/2006" xmlns:aink="http://schemas.microsoft.com/office/drawing/2016/ink" xmlns:am3d="http://schemas.microsoft.com/office/drawing/2017/model3d" xmlns:o="urn:schemas-microsoft-com:office:office" xmlns:oel="http://schemas.microsoft.com/office/2019/extlst" xmlns:r="http://schemas.openxmlformats.org/officeDocument/2006/relationships" xmlns:m="http://schemas.openxmlformats.org/officeDocument/2006/math" xmlns:v="urn:schemas-microsoft-com:vml" xmlns:wp14="http://schemas.microsoft.com/office/word/2010/wordprocessingDrawing" xmlns:wp="http://schemas.openxmlformats.org/drawingml/2006/wordprocessingDrawing" xmlns:w10="urn:schemas-microsoft-com:office:word" xmlns:w="http://schemas.openxmlformats.org/wordprocessingml/2006/main" xmlns:w14="http://schemas.microsoft.com/office/word/2010/wordml" xmlns:w15="http://schemas.microsoft.com/office/word/2012/wordml" xmlns:w16cex="http://schemas.microsoft.com/office/word/2018/wordml/cex" xmlns:w16cid="http://schemas.microsoft.com/office/word/2016/wordml/cid" xmlns:w16="http://schemas.microsoft.com/office/word/2018/wordml" xmlns:w16sdtdh="http://schemas.microsoft.com/office/word/2020/wordml/sdtdatahash" xmlns:w16se="http://schemas.microsoft.com/office/word/2015/wordml/symex" xmlns:wpg="http://schemas.microsoft.com/office/word/2010/wordprocessingGroup" xmlns:wpi="http://schemas.microsoft.com/office/word/2010/wordprocessingInk" xmlns:wne="http://schemas.microsoft.com/office/word/2006/wordml" xmlns:wps="http://schemas.microsoft.com/office/word/2010/wordprocessingShape" mc:Ignorable="w14 w15 w16se w16cid w16 w16cex w16sdtdh wp14">
-  <w:p>
-    <w:pPr>
-      <w:pStyle w:val="Encabezado"/>
-    </w:pPr>
-  </w:p>
-</w:hdr>
-</file>
-
 <file path=word/styles.xml><?xml version="1.0" encoding="utf-8"?>
-<w:styles xmlns:mc="http://schemas.openxmlformats.org/markup-compatibility/2006" xmlns:r="http://schemas.openxmlformats.org/officeDocument/2006/relationships" xmlns:w="http://schemas.openxmlformats.org/wordprocessingml/2006/main" xmlns:w14="http://schemas.microsoft.com/office/word/2010/wordml" xmlns:w15="http://schemas.microsoft.com/office/word/2012/wordml" xmlns:w16cex="http://schemas.microsoft.com/office/word/2018/wordml/cex" xmlns:w16cid="http://schemas.microsoft.com/office/word/2016/wordml/cid" xmlns:w16="http://schemas.microsoft.com/office/word/2018/wordml" xmlns:w16sdtdh="http://schemas.microsoft.com/office/word/2020/wordml/sdtdatahash" xmlns:w16se="http://schemas.microsoft.com/office/word/2015/wordml/symex" mc:Ignorable="w14 w15 w16se w16cid w16 w16cex w16sdtdh">
+<w:styles xmlns:mc="http://schemas.openxmlformats.org/markup-compatibility/2006" xmlns:r="http://schemas.openxmlformats.org/officeDocument/2006/relationships" xmlns:w="http://schemas.openxmlformats.org/wordprocessingml/2006/main" xmlns:w14="http://schemas.microsoft.com/office/word/2010/wordml" xmlns:w15="http://schemas.microsoft.com/office/word/2012/wordml" xmlns:w16cex="http://schemas.microsoft.com/office/word/2018/wordml/cex" xmlns:w16cid="http://schemas.microsoft.com/office/word/2016/wordml/cid" xmlns:w16="http://schemas.microsoft.com/office/word/2018/wordml" xmlns:w16du="http://schemas.microsoft.com/office/word/2023/wordml/word16du" xmlns:w16sdtdh="http://schemas.microsoft.com/office/word/2020/wordml/sdtdatahash" xmlns:w16se="http://schemas.microsoft.com/office/word/2015/wordml/symex" mc:Ignorable="w14 w15 w16se w16cid w16 w16cex w16sdtdh w16du">
   <w:docDefaults>
     <w:rPrDefault>
       <w:rPr>
@@ -2078,18 +1990,6 @@
     <w:uiPriority w:val="99"/>
     <w:rsid w:val="005046B5"/>
   </w:style>
-  <w:style w:type="character" w:styleId="Hipervnculo">
-    <w:name w:val="Hyperlink"/>
-    <w:basedOn w:val="Fuentedeprrafopredeter"/>
-    <w:uiPriority w:val="99"/>
-    <w:semiHidden/>
-    <w:unhideWhenUsed/>
-    <w:rsid w:val="00BE4C67"/>
-    <w:rPr>
-      <w:color w:val="0000FF" w:themeColor="hyperlink"/>
-      <w:u w:val="single"/>
-    </w:rPr>
-  </w:style>
 </w:styles>
 </file>
 
